--- a/docs/word/2-FOR-THE-PANEL.docx
+++ b/docs/word/2-FOR-THE-PANEL.docx
@@ -311,7 +311,7 @@
         <w:rPr>
           <w:rStyle w:val="VerbatimChar"/>
         </w:rPr>
-        <w:t xml:space="preserve"> secrets      terraform     write a</w:t>
+        <w:t xml:space="preserve"> gitleaks     Checkov      ai_triage.py</w:t>
       </w:r>
       <w:r>
         <w:br/>
@@ -320,7 +320,7 @@
         <w:rPr>
           <w:rStyle w:val="VerbatimChar"/>
         </w:rPr>
-        <w:t xml:space="preserve">  check        checks       comment</w:t>
+        <w:t xml:space="preserve"> secrets,     terraform,   sorts, decides,</w:t>
       </w:r>
       <w:r>
         <w:br/>
@@ -329,6 +329,24 @@
         <w:rPr>
           <w:rStyle w:val="VerbatimChar"/>
         </w:rPr>
+        <w:t xml:space="preserve"> whole        once per     writes the</w:t>
+      </w:r>
+      <w:r>
+        <w:br/>
+      </w:r>
+      <w:r>
+        <w:rPr>
+          <w:rStyle w:val="VerbatimChar"/>
+        </w:rPr>
+        <w:t xml:space="preserve"> history      environment  comment</w:t>
+      </w:r>
+      <w:r>
+        <w:br/>
+      </w:r>
+      <w:r>
+        <w:rPr>
+          <w:rStyle w:val="VerbatimChar"/>
+        </w:rPr>
         <w:t xml:space="preserve">   |             |             |</w:t>
       </w:r>
       <w:r>
@@ -492,6 +510,33 @@
           <w:rStyle w:val="VerbatimChar"/>
         </w:rPr>
         <w:t xml:space="preserve">   +-------------+-------------+</w:t>
+      </w:r>
+      <w:r>
+        <w:br/>
+      </w:r>
+      <w:r>
+        <w:rPr>
+          <w:rStyle w:val="VerbatimChar"/>
+        </w:rPr>
+        <w:t xml:space="preserve">                 |</w:t>
+      </w:r>
+      <w:r>
+        <w:br/>
+      </w:r>
+      <w:r>
+        <w:rPr>
+          <w:rStyle w:val="VerbatimChar"/>
+        </w:rPr>
+        <w:t xml:space="preserve">        policy_check.py checks the plan</w:t>
+      </w:r>
+      <w:r>
+        <w:br/>
+      </w:r>
+      <w:r>
+        <w:rPr>
+          <w:rStyle w:val="VerbatimChar"/>
+        </w:rPr>
+        <w:t xml:space="preserve">        (unprivileged, boot, delete protection)</w:t>
       </w:r>
       <w:r>
         <w:br/>
@@ -855,73 +900,41 @@
         <w:pStyle w:val="FirstParagraph"/>
       </w:pPr>
       <w:r>
-        <w:t xml:space="preserve">It reads</w:t>
-      </w:r>
-      <w:r>
-        <w:t xml:space="preserve"> </w:t>
-      </w:r>
-      <w:r>
         <w:rPr>
           <w:b/>
           <w:bCs/>
         </w:rPr>
-        <w:t xml:space="preserve">every commit ever made</w:t>
-      </w:r>
-      <w:r>
-        <w:t xml:space="preserve">, not just mine.</w:t>
+        <w:t xml:space="preserve">The tool:</w:t>
+      </w:r>
+      <w:r>
+        <w:t xml:space="preserve"> </w:t>
+      </w:r>
+      <w:r>
+        <w:t xml:space="preserve">gitleaks 8.30.1. Open source. Pinned to that version on the runner.</w:t>
       </w:r>
     </w:p>
     <w:p>
       <w:pPr>
         <w:pStyle w:val="BodyText"/>
       </w:pPr>
-      <w:r>
-        <w:t xml:space="preserve">That matters. A password committed last year and deleted since would be invisible if it only looked</w:t>
-      </w:r>
-      <w:r>
-        <w:t xml:space="preserve"> </w:t>
-      </w:r>
-      <w:r>
-        <w:t xml:space="preserve">at today's files.</w:t>
-      </w:r>
-    </w:p>
-    <w:p>
-      <w:pPr>
-        <w:pStyle w:val="BodyText"/>
-      </w:pPr>
-      <w:r>
-        <w:t xml:space="preserve">If it finds one, the pull request stops here.</w:t>
-      </w:r>
-    </w:p>
-    <w:bookmarkEnd w:id="19"/>
-    <w:bookmarkStart w:id="20" w:name="X434040f7587c8915e8b2a378ffef8faf8ae425e"/>
-    <w:p>
-      <w:pPr>
-        <w:pStyle w:val="Heading2"/>
-      </w:pPr>
-      <w:r>
-        <w:t xml:space="preserve">7. The pipeline checks the infrastructure code</w:t>
-      </w:r>
-    </w:p>
-    <w:p>
-      <w:pPr>
-        <w:pStyle w:val="FirstParagraph"/>
-      </w:pPr>
-      <w:r>
-        <w:t xml:space="preserve">This is</w:t>
-      </w:r>
-      <w:r>
-        <w:t xml:space="preserve"> </w:t>
-      </w:r>
       <w:r>
         <w:rPr>
           <w:b/>
           <w:bCs/>
         </w:rPr>
-        <w:t xml:space="preserve">Checkov</w:t>
-      </w:r>
-      <w:r>
-        <w:t xml:space="preserve">. It reads Terraform and looks for unsafe settings.</w:t>
+        <w:t xml:space="preserve">Where it runs:</w:t>
+      </w:r>
+      <w:r>
+        <w:t xml:space="preserve"> </w:t>
+      </w:r>
+      <w:r>
+        <w:t xml:space="preserve">the development runner, container 201. It only reads source code, so it gets no</w:t>
+      </w:r>
+      <w:r>
+        <w:t xml:space="preserve"> </w:t>
+      </w:r>
+      <w:r>
+        <w:t xml:space="preserve">keys and no access to anything.</w:t>
       </w:r>
     </w:p>
     <w:p>
@@ -929,7 +942,73 @@
         <w:pStyle w:val="BodyText"/>
       </w:pPr>
       <w:r>
-        <w:t xml:space="preserve">Examples of what it stops:</w:t>
+        <w:rPr>
+          <w:b/>
+          <w:bCs/>
+        </w:rPr>
+        <w:t xml:space="preserve">What it reads:</w:t>
+      </w:r>
+      <w:r>
+        <w:t xml:space="preserve"> </w:t>
+      </w:r>
+      <w:r>
+        <w:rPr>
+          <w:b/>
+          <w:bCs/>
+        </w:rPr>
+        <w:t xml:space="preserve">every commit ever made</w:t>
+      </w:r>
+      <w:r>
+        <w:t xml:space="preserve">, not just mine. The checkout line says</w:t>
+      </w:r>
+      <w:r>
+        <w:t xml:space="preserve"> </w:t>
+      </w:r>
+      <w:r>
+        <w:rPr>
+          <w:rStyle w:val="VerbatimChar"/>
+        </w:rPr>
+        <w:t xml:space="preserve">fetch-depth: 0</w:t>
+      </w:r>
+      <w:r>
+        <w:t xml:space="preserve">. Without that line it would see one commit.</w:t>
+      </w:r>
+    </w:p>
+    <w:p>
+      <w:pPr>
+        <w:pStyle w:val="BodyText"/>
+      </w:pPr>
+      <w:r>
+        <w:t xml:space="preserve">That matters. A password committed last year and deleted since would be invisible if it only looked</w:t>
+      </w:r>
+      <w:r>
+        <w:t xml:space="preserve"> </w:t>
+      </w:r>
+      <w:r>
+        <w:t xml:space="preserve">at today's files.</w:t>
+      </w:r>
+    </w:p>
+    <w:p>
+      <w:pPr>
+        <w:pStyle w:val="BodyText"/>
+      </w:pPr>
+      <w:r>
+        <w:rPr>
+          <w:b/>
+          <w:bCs/>
+        </w:rPr>
+        <w:t xml:space="preserve">What it does:</w:t>
+      </w:r>
+    </w:p>
+    <w:p>
+      <w:pPr>
+        <w:pStyle w:val="SourceCode"/>
+      </w:pPr>
+      <w:r>
+        <w:rPr>
+          <w:rStyle w:val="VerbatimChar"/>
+        </w:rPr>
+        <w:t xml:space="preserve">gitleaks detect --source . --config .gitleaks.toml --redact --exit-code 1</w:t>
       </w:r>
     </w:p>
     <w:p>
@@ -941,7 +1020,22 @@
         </w:numPr>
       </w:pPr>
       <w:r>
-        <w:t xml:space="preserve">A storage bucket anyone on the internet can read</w:t>
+        <w:rPr>
+          <w:rStyle w:val="VerbatimChar"/>
+        </w:rPr>
+        <w:t xml:space="preserve">--config .gitleaks.toml</w:t>
+      </w:r>
+      <w:r>
+        <w:t xml:space="preserve"> </w:t>
+      </w:r>
+      <w:r>
+        <w:t xml:space="preserve">- the patterns that count as a secret, and one allow-listed fake key</w:t>
+      </w:r>
+      <w:r>
+        <w:t xml:space="preserve"> </w:t>
+      </w:r>
+      <w:r>
+        <w:t xml:space="preserve">the demo uses on purpose</w:t>
       </w:r>
     </w:p>
     <w:p>
@@ -953,7 +1047,16 @@
         </w:numPr>
       </w:pPr>
       <w:r>
-        <w:t xml:space="preserve">SSH open to the whole world</w:t>
+        <w:rPr>
+          <w:rStyle w:val="VerbatimChar"/>
+        </w:rPr>
+        <w:t xml:space="preserve">--redact</w:t>
+      </w:r>
+      <w:r>
+        <w:t xml:space="preserve"> </w:t>
+      </w:r>
+      <w:r>
+        <w:t xml:space="preserve">- a found secret is never printed in full in the log</w:t>
       </w:r>
     </w:p>
     <w:p>
@@ -965,7 +1068,16 @@
         </w:numPr>
       </w:pPr>
       <w:r>
-        <w:t xml:space="preserve">A database with no encryption</w:t>
+        <w:rPr>
+          <w:rStyle w:val="VerbatimChar"/>
+        </w:rPr>
+        <w:t xml:space="preserve">--exit-code 1</w:t>
+      </w:r>
+      <w:r>
+        <w:t xml:space="preserve"> </w:t>
+      </w:r>
+      <w:r>
+        <w:t xml:space="preserve">- a finding fails the job. That is what makes this a gate and not a report</w:t>
       </w:r>
     </w:p>
     <w:p>
@@ -973,7 +1085,884 @@
         <w:pStyle w:val="FirstParagraph"/>
       </w:pPr>
       <w:r>
-        <w:t xml:space="preserve">It runs three times. Once per environment.</w:t>
+        <w:rPr>
+          <w:b/>
+          <w:bCs/>
+        </w:rPr>
+        <w:t xml:space="preserve">What happens on a finding:</w:t>
+      </w:r>
+      <w:r>
+        <w:t xml:space="preserve"> </w:t>
+      </w:r>
+      <w:r>
+        <w:t xml:space="preserve">the job goes red, and nothing else in the pipeline starts. The</w:t>
+      </w:r>
+      <w:r>
+        <w:t xml:space="preserve"> </w:t>
+      </w:r>
+      <w:r>
+        <w:t xml:space="preserve">result is also uploaded to the repository's</w:t>
+      </w:r>
+      <w:r>
+        <w:t xml:space="preserve"> </w:t>
+      </w:r>
+      <w:r>
+        <w:rPr>
+          <w:b/>
+          <w:bCs/>
+        </w:rPr>
+        <w:t xml:space="preserve">Security</w:t>
+      </w:r>
+      <w:r>
+        <w:t xml:space="preserve"> </w:t>
+      </w:r>
+      <w:r>
+        <w:t xml:space="preserve">tab as a code-scanning alert.</w:t>
+      </w:r>
+    </w:p>
+    <w:p>
+      <w:pPr>
+        <w:pStyle w:val="BodyText"/>
+      </w:pPr>
+      <w:r>
+        <w:rPr>
+          <w:b/>
+          <w:bCs/>
+        </w:rPr>
+        <w:t xml:space="preserve">Check it yourself:</w:t>
+      </w:r>
+    </w:p>
+    <w:p>
+      <w:pPr>
+        <w:pStyle w:val="SourceCode"/>
+      </w:pPr>
+      <w:r>
+        <w:rPr>
+          <w:rStyle w:val="CommentTok"/>
+        </w:rPr>
+        <w:t xml:space="preserve"># on a laptop with the repository: the same scan, the same config, the whole history</w:t>
+      </w:r>
+      <w:r>
+        <w:br/>
+      </w:r>
+      <w:r>
+        <w:rPr>
+          <w:rStyle w:val="FunctionTok"/>
+        </w:rPr>
+        <w:t xml:space="preserve">make</w:t>
+      </w:r>
+      <w:r>
+        <w:rPr>
+          <w:rStyle w:val="NormalTok"/>
+        </w:rPr>
+        <w:t xml:space="preserve"> secrets</w:t>
+      </w:r>
+      <w:r>
+        <w:br/>
+      </w:r>
+      <w:r>
+        <w:br/>
+      </w:r>
+      <w:r>
+        <w:rPr>
+          <w:rStyle w:val="CommentTok"/>
+        </w:rPr>
+        <w:t xml:space="preserve"># on GitHub: the most recent pipeline run on this pull request, and its jobs</w:t>
+      </w:r>
+      <w:r>
+        <w:br/>
+      </w:r>
+      <w:r>
+        <w:rPr>
+          <w:rStyle w:val="VariableTok"/>
+        </w:rPr>
+        <w:t xml:space="preserve">RUN</w:t>
+      </w:r>
+      <w:r>
+        <w:rPr>
+          <w:rStyle w:val="OperatorTok"/>
+        </w:rPr>
+        <w:t xml:space="preserve">=</w:t>
+      </w:r>
+      <w:r>
+        <w:rPr>
+          <w:rStyle w:val="VariableTok"/>
+        </w:rPr>
+        <w:t xml:space="preserve">$(</w:t>
+      </w:r>
+      <w:r>
+        <w:rPr>
+          <w:rStyle w:val="ExtensionTok"/>
+        </w:rPr>
+        <w:t xml:space="preserve">gh</w:t>
+      </w:r>
+      <w:r>
+        <w:rPr>
+          <w:rStyle w:val="NormalTok"/>
+        </w:rPr>
+        <w:t xml:space="preserve"> run list </w:t>
+      </w:r>
+      <w:r>
+        <w:rPr>
+          <w:rStyle w:val="AttributeTok"/>
+        </w:rPr>
+        <w:t xml:space="preserve">--workflow</w:t>
+      </w:r>
+      <w:r>
+        <w:rPr>
+          <w:rStyle w:val="NormalTok"/>
+        </w:rPr>
+        <w:t xml:space="preserve"> </w:t>
+      </w:r>
+      <w:r>
+        <w:rPr>
+          <w:rStyle w:val="StringTok"/>
+        </w:rPr>
+        <w:t xml:space="preserve">"Security Pipeline"</w:t>
+      </w:r>
+      <w:r>
+        <w:rPr>
+          <w:rStyle w:val="NormalTok"/>
+        </w:rPr>
+        <w:t xml:space="preserve"> </w:t>
+      </w:r>
+      <w:r>
+        <w:rPr>
+          <w:rStyle w:val="AttributeTok"/>
+        </w:rPr>
+        <w:t xml:space="preserve">--event</w:t>
+      </w:r>
+      <w:r>
+        <w:rPr>
+          <w:rStyle w:val="NormalTok"/>
+        </w:rPr>
+        <w:t xml:space="preserve"> pull_request </w:t>
+      </w:r>
+      <w:r>
+        <w:rPr>
+          <w:rStyle w:val="AttributeTok"/>
+        </w:rPr>
+        <w:t xml:space="preserve">--limit</w:t>
+      </w:r>
+      <w:r>
+        <w:rPr>
+          <w:rStyle w:val="NormalTok"/>
+        </w:rPr>
+        <w:t xml:space="preserve"> 1 </w:t>
+      </w:r>
+      <w:r>
+        <w:rPr>
+          <w:rStyle w:val="DataTypeTok"/>
+        </w:rPr>
+        <w:t xml:space="preserve">\</w:t>
+      </w:r>
+      <w:r>
+        <w:br/>
+      </w:r>
+      <w:r>
+        <w:rPr>
+          <w:rStyle w:val="NormalTok"/>
+        </w:rPr>
+        <w:t xml:space="preserve">      </w:t>
+      </w:r>
+      <w:r>
+        <w:rPr>
+          <w:rStyle w:val="AttributeTok"/>
+        </w:rPr>
+        <w:t xml:space="preserve">--json</w:t>
+      </w:r>
+      <w:r>
+        <w:rPr>
+          <w:rStyle w:val="NormalTok"/>
+        </w:rPr>
+        <w:t xml:space="preserve"> databaseId </w:t>
+      </w:r>
+      <w:r>
+        <w:rPr>
+          <w:rStyle w:val="AttributeTok"/>
+        </w:rPr>
+        <w:t xml:space="preserve">--jq</w:t>
+      </w:r>
+      <w:r>
+        <w:rPr>
+          <w:rStyle w:val="NormalTok"/>
+        </w:rPr>
+        <w:t xml:space="preserve"> </w:t>
+      </w:r>
+      <w:r>
+        <w:rPr>
+          <w:rStyle w:val="StringTok"/>
+        </w:rPr>
+        <w:t xml:space="preserve">'.[0].databaseId'</w:t>
+      </w:r>
+      <w:r>
+        <w:rPr>
+          <w:rStyle w:val="VariableTok"/>
+        </w:rPr>
+        <w:t xml:space="preserve">)</w:t>
+      </w:r>
+      <w:r>
+        <w:br/>
+      </w:r>
+      <w:r>
+        <w:rPr>
+          <w:rStyle w:val="ExtensionTok"/>
+        </w:rPr>
+        <w:t xml:space="preserve">gh</w:t>
+      </w:r>
+      <w:r>
+        <w:rPr>
+          <w:rStyle w:val="NormalTok"/>
+        </w:rPr>
+        <w:t xml:space="preserve"> run view </w:t>
+      </w:r>
+      <w:r>
+        <w:rPr>
+          <w:rStyle w:val="VariableTok"/>
+        </w:rPr>
+        <w:t xml:space="preserve">$RUN</w:t>
+      </w:r>
+      <w:r>
+        <w:br/>
+      </w:r>
+      <w:r>
+        <w:br/>
+      </w:r>
+      <w:r>
+        <w:rPr>
+          <w:rStyle w:val="CommentTok"/>
+        </w:rPr>
+        <w:t xml:space="preserve"># the gitleaks result, straight from that run's log</w:t>
+      </w:r>
+      <w:r>
+        <w:br/>
+      </w:r>
+      <w:r>
+        <w:rPr>
+          <w:rStyle w:val="VariableTok"/>
+        </w:rPr>
+        <w:t xml:space="preserve">JOB</w:t>
+      </w:r>
+      <w:r>
+        <w:rPr>
+          <w:rStyle w:val="OperatorTok"/>
+        </w:rPr>
+        <w:t xml:space="preserve">=</w:t>
+      </w:r>
+      <w:r>
+        <w:rPr>
+          <w:rStyle w:val="VariableTok"/>
+        </w:rPr>
+        <w:t xml:space="preserve">$(</w:t>
+      </w:r>
+      <w:r>
+        <w:rPr>
+          <w:rStyle w:val="ExtensionTok"/>
+        </w:rPr>
+        <w:t xml:space="preserve">gh</w:t>
+      </w:r>
+      <w:r>
+        <w:rPr>
+          <w:rStyle w:val="NormalTok"/>
+        </w:rPr>
+        <w:t xml:space="preserve"> run view </w:t>
+      </w:r>
+      <w:r>
+        <w:rPr>
+          <w:rStyle w:val="VariableTok"/>
+        </w:rPr>
+        <w:t xml:space="preserve">$RUN</w:t>
+      </w:r>
+      <w:r>
+        <w:rPr>
+          <w:rStyle w:val="NormalTok"/>
+        </w:rPr>
+        <w:t xml:space="preserve"> </w:t>
+      </w:r>
+      <w:r>
+        <w:rPr>
+          <w:rStyle w:val="AttributeTok"/>
+        </w:rPr>
+        <w:t xml:space="preserve">--json</w:t>
+      </w:r>
+      <w:r>
+        <w:rPr>
+          <w:rStyle w:val="NormalTok"/>
+        </w:rPr>
+        <w:t xml:space="preserve"> jobs </w:t>
+      </w:r>
+      <w:r>
+        <w:rPr>
+          <w:rStyle w:val="AttributeTok"/>
+        </w:rPr>
+        <w:t xml:space="preserve">--jq</w:t>
+      </w:r>
+      <w:r>
+        <w:rPr>
+          <w:rStyle w:val="NormalTok"/>
+        </w:rPr>
+        <w:t xml:space="preserve"> </w:t>
+      </w:r>
+      <w:r>
+        <w:rPr>
+          <w:rStyle w:val="StringTok"/>
+        </w:rPr>
+        <w:t xml:space="preserve">'.jobs[] | select(.name=="Secrets") | .databaseId'</w:t>
+      </w:r>
+      <w:r>
+        <w:rPr>
+          <w:rStyle w:val="VariableTok"/>
+        </w:rPr>
+        <w:t xml:space="preserve">)</w:t>
+      </w:r>
+      <w:r>
+        <w:br/>
+      </w:r>
+      <w:r>
+        <w:rPr>
+          <w:rStyle w:val="ExtensionTok"/>
+        </w:rPr>
+        <w:t xml:space="preserve">gh</w:t>
+      </w:r>
+      <w:r>
+        <w:rPr>
+          <w:rStyle w:val="NormalTok"/>
+        </w:rPr>
+        <w:t xml:space="preserve"> run view </w:t>
+      </w:r>
+      <w:r>
+        <w:rPr>
+          <w:rStyle w:val="AttributeTok"/>
+        </w:rPr>
+        <w:t xml:space="preserve">--job</w:t>
+      </w:r>
+      <w:r>
+        <w:rPr>
+          <w:rStyle w:val="NormalTok"/>
+        </w:rPr>
+        <w:t xml:space="preserve"> </w:t>
+      </w:r>
+      <w:r>
+        <w:rPr>
+          <w:rStyle w:val="VariableTok"/>
+        </w:rPr>
+        <w:t xml:space="preserve">$JOB</w:t>
+      </w:r>
+      <w:r>
+        <w:rPr>
+          <w:rStyle w:val="NormalTok"/>
+        </w:rPr>
+        <w:t xml:space="preserve"> </w:t>
+      </w:r>
+      <w:r>
+        <w:rPr>
+          <w:rStyle w:val="AttributeTok"/>
+        </w:rPr>
+        <w:t xml:space="preserve">--log</w:t>
+      </w:r>
+      <w:r>
+        <w:rPr>
+          <w:rStyle w:val="NormalTok"/>
+        </w:rPr>
+        <w:t xml:space="preserve"> </w:t>
+      </w:r>
+      <w:r>
+        <w:rPr>
+          <w:rStyle w:val="KeywordTok"/>
+        </w:rPr>
+        <w:t xml:space="preserve">|</w:t>
+      </w:r>
+      <w:r>
+        <w:rPr>
+          <w:rStyle w:val="NormalTok"/>
+        </w:rPr>
+        <w:t xml:space="preserve"> </w:t>
+      </w:r>
+      <w:r>
+        <w:rPr>
+          <w:rStyle w:val="FunctionTok"/>
+        </w:rPr>
+        <w:t xml:space="preserve">grep</w:t>
+      </w:r>
+      <w:r>
+        <w:rPr>
+          <w:rStyle w:val="NormalTok"/>
+        </w:rPr>
+        <w:t xml:space="preserve"> </w:t>
+      </w:r>
+      <w:r>
+        <w:rPr>
+          <w:rStyle w:val="AttributeTok"/>
+        </w:rPr>
+        <w:t xml:space="preserve">-E</w:t>
+      </w:r>
+      <w:r>
+        <w:rPr>
+          <w:rStyle w:val="NormalTok"/>
+        </w:rPr>
+        <w:t xml:space="preserve"> </w:t>
+      </w:r>
+      <w:r>
+        <w:rPr>
+          <w:rStyle w:val="StringTok"/>
+        </w:rPr>
+        <w:t xml:space="preserve">"Runner name|commits scanned|leaks found"</w:t>
+      </w:r>
+      <w:r>
+        <w:br/>
+      </w:r>
+      <w:r>
+        <w:rPr>
+          <w:rStyle w:val="CommentTok"/>
+        </w:rPr>
+        <w:t xml:space="preserve">#   Runner name: 'ci-dev'</w:t>
+      </w:r>
+      <w:r>
+        <w:br/>
+      </w:r>
+      <w:r>
+        <w:rPr>
+          <w:rStyle w:val="CommentTok"/>
+        </w:rPr>
+        <w:t xml:space="preserve">#   54 commits scanned.</w:t>
+      </w:r>
+      <w:r>
+        <w:br/>
+      </w:r>
+      <w:r>
+        <w:rPr>
+          <w:rStyle w:val="CommentTok"/>
+        </w:rPr>
+        <w:t xml:space="preserve">#   no leaks found</w:t>
+      </w:r>
+      <w:r>
+        <w:br/>
+      </w:r>
+      <w:r>
+        <w:br/>
+      </w:r>
+      <w:r>
+        <w:rPr>
+          <w:rStyle w:val="CommentTok"/>
+        </w:rPr>
+        <w:t xml:space="preserve"># the Security tab, by API: every scan gitleaks uploaded, and how many findings each had</w:t>
+      </w:r>
+      <w:r>
+        <w:br/>
+      </w:r>
+      <w:r>
+        <w:rPr>
+          <w:rStyle w:val="ExtensionTok"/>
+        </w:rPr>
+        <w:t xml:space="preserve">gh</w:t>
+      </w:r>
+      <w:r>
+        <w:rPr>
+          <w:rStyle w:val="NormalTok"/>
+        </w:rPr>
+        <w:t xml:space="preserve"> api </w:t>
+      </w:r>
+      <w:r>
+        <w:rPr>
+          <w:rStyle w:val="StringTok"/>
+        </w:rPr>
+        <w:t xml:space="preserve">"repos/georgejpark/secure-iac-pipeline/code-scanning/analyses?tool_name=gitleaks"</w:t>
+      </w:r>
+      <w:r>
+        <w:rPr>
+          <w:rStyle w:val="NormalTok"/>
+        </w:rPr>
+        <w:t xml:space="preserve"> </w:t>
+      </w:r>
+      <w:r>
+        <w:rPr>
+          <w:rStyle w:val="DataTypeTok"/>
+        </w:rPr>
+        <w:t xml:space="preserve">\</w:t>
+      </w:r>
+      <w:r>
+        <w:br/>
+      </w:r>
+      <w:r>
+        <w:rPr>
+          <w:rStyle w:val="NormalTok"/>
+        </w:rPr>
+        <w:t xml:space="preserve">  </w:t>
+      </w:r>
+      <w:r>
+        <w:rPr>
+          <w:rStyle w:val="AttributeTok"/>
+        </w:rPr>
+        <w:t xml:space="preserve">--jq</w:t>
+      </w:r>
+      <w:r>
+        <w:rPr>
+          <w:rStyle w:val="NormalTok"/>
+        </w:rPr>
+        <w:t xml:space="preserve"> </w:t>
+      </w:r>
+      <w:r>
+        <w:rPr>
+          <w:rStyle w:val="StringTok"/>
+        </w:rPr>
+        <w:t xml:space="preserve">'.[] | "\(.created_at)  \(.ref)  findings=\(.results_count)  rules=\(.rules_count)"'</w:t>
+      </w:r>
+      <w:r>
+        <w:br/>
+      </w:r>
+      <w:r>
+        <w:rPr>
+          <w:rStyle w:val="CommentTok"/>
+        </w:rPr>
+        <w:t xml:space="preserve">#   ...  refs/pull/4/merge  findings=0  rules=225</w:t>
+      </w:r>
+      <w:r>
+        <w:br/>
+      </w:r>
+      <w:r>
+        <w:br/>
+      </w:r>
+      <w:r>
+        <w:rPr>
+          <w:rStyle w:val="CommentTok"/>
+        </w:rPr>
+        <w:t xml:space="preserve"># on the runner: the pinned version</w:t>
+      </w:r>
+      <w:r>
+        <w:br/>
+      </w:r>
+      <w:r>
+        <w:rPr>
+          <w:rStyle w:val="ExtensionTok"/>
+        </w:rPr>
+        <w:t xml:space="preserve">pct</w:t>
+      </w:r>
+      <w:r>
+        <w:rPr>
+          <w:rStyle w:val="NormalTok"/>
+        </w:rPr>
+        <w:t xml:space="preserve"> exec 201 </w:t>
+      </w:r>
+      <w:r>
+        <w:rPr>
+          <w:rStyle w:val="AttributeTok"/>
+        </w:rPr>
+        <w:t xml:space="preserve">--</w:t>
+      </w:r>
+      <w:r>
+        <w:rPr>
+          <w:rStyle w:val="NormalTok"/>
+        </w:rPr>
+        <w:t xml:space="preserve"> gitleaks version</w:t>
+      </w:r>
+    </w:p>
+    <w:p>
+      <w:pPr>
+        <w:pStyle w:val="FirstParagraph"/>
+      </w:pPr>
+      <w:r>
+        <w:t xml:space="preserve">In the browser: on the pull request, click</w:t>
+      </w:r>
+      <w:r>
+        <w:t xml:space="preserve"> </w:t>
+      </w:r>
+      <w:r>
+        <w:rPr>
+          <w:b/>
+          <w:bCs/>
+        </w:rPr>
+        <w:t xml:space="preserve">Secrets</w:t>
+      </w:r>
+      <w:r>
+        <w:t xml:space="preserve">, then expand</w:t>
+      </w:r>
+      <w:r>
+        <w:t xml:space="preserve"> </w:t>
+      </w:r>
+      <w:r>
+        <w:rPr>
+          <w:b/>
+          <w:bCs/>
+        </w:rPr>
+        <w:t xml:space="preserve">Scan the entire repository</w:t>
+      </w:r>
+      <w:r>
+        <w:rPr>
+          <w:b/>
+          <w:bCs/>
+        </w:rPr>
+        <w:t xml:space="preserve"> </w:t>
+      </w:r>
+      <w:r>
+        <w:rPr>
+          <w:b/>
+          <w:bCs/>
+        </w:rPr>
+        <w:t xml:space="preserve">history</w:t>
+      </w:r>
+      <w:r>
+        <w:t xml:space="preserve">. The log names the runner it landed on and ends with</w:t>
+      </w:r>
+      <w:r>
+        <w:t xml:space="preserve"> </w:t>
+      </w:r>
+      <w:r>
+        <w:rPr>
+          <w:rStyle w:val="VerbatimChar"/>
+        </w:rPr>
+        <w:t xml:space="preserve">no leaks found</w:t>
+      </w:r>
+      <w:r>
+        <w:t xml:space="preserve">. Or</w:t>
+      </w:r>
+      <w:r>
+        <w:t xml:space="preserve"> </w:t>
+      </w:r>
+      <w:r>
+        <w:rPr>
+          <w:b/>
+          <w:bCs/>
+        </w:rPr>
+        <w:t xml:space="preserve">Security →</w:t>
+      </w:r>
+      <w:r>
+        <w:rPr>
+          <w:b/>
+          <w:bCs/>
+        </w:rPr>
+        <w:t xml:space="preserve"> </w:t>
+      </w:r>
+      <w:r>
+        <w:rPr>
+          <w:b/>
+          <w:bCs/>
+        </w:rPr>
+        <w:t xml:space="preserve">Code scanning</w:t>
+      </w:r>
+      <w:r>
+        <w:t xml:space="preserve">, filter by tool</w:t>
+      </w:r>
+      <w:r>
+        <w:t xml:space="preserve"> </w:t>
+      </w:r>
+      <w:r>
+        <w:rPr>
+          <w:rStyle w:val="VerbatimChar"/>
+        </w:rPr>
+        <w:t xml:space="preserve">gitleaks</w:t>
+      </w:r>
+      <w:r>
+        <w:t xml:space="preserve">.</w:t>
+      </w:r>
+    </w:p>
+    <w:bookmarkEnd w:id="19"/>
+    <w:bookmarkStart w:id="20" w:name="X434040f7587c8915e8b2a378ffef8faf8ae425e"/>
+    <w:p>
+      <w:pPr>
+        <w:pStyle w:val="Heading2"/>
+      </w:pPr>
+      <w:r>
+        <w:t xml:space="preserve">7. The pipeline checks the infrastructure code</w:t>
+      </w:r>
+    </w:p>
+    <w:p>
+      <w:pPr>
+        <w:pStyle w:val="FirstParagraph"/>
+      </w:pPr>
+      <w:r>
+        <w:rPr>
+          <w:b/>
+          <w:bCs/>
+        </w:rPr>
+        <w:t xml:space="preserve">The tool:</w:t>
+      </w:r>
+      <w:r>
+        <w:t xml:space="preserve"> </w:t>
+      </w:r>
+      <w:r>
+        <w:t xml:space="preserve">Checkov. Open source. It reads Terraform and looks for unsafe settings.</w:t>
+      </w:r>
+    </w:p>
+    <w:p>
+      <w:pPr>
+        <w:pStyle w:val="BodyText"/>
+      </w:pPr>
+      <w:r>
+        <w:rPr>
+          <w:b/>
+          <w:bCs/>
+        </w:rPr>
+        <w:t xml:space="preserve">Where it runs:</w:t>
+      </w:r>
+      <w:r>
+        <w:t xml:space="preserve"> </w:t>
+      </w:r>
+      <w:r>
+        <w:t xml:space="preserve">three times, on three different machines. Development on 201, staging on 202,</w:t>
+      </w:r>
+      <w:r>
+        <w:t xml:space="preserve"> </w:t>
+      </w:r>
+      <w:r>
+        <w:t xml:space="preserve">production on 203. A job for one environment cannot land on another environment's runner; that is</w:t>
+      </w:r>
+      <w:r>
+        <w:t xml:space="preserve"> </w:t>
+      </w:r>
+      <w:r>
+        <w:t xml:space="preserve">decided by one line,</w:t>
+      </w:r>
+      <w:r>
+        <w:t xml:space="preserve"> </w:t>
+      </w:r>
+      <w:r>
+        <w:rPr>
+          <w:rStyle w:val="VerbatimChar"/>
+        </w:rPr>
+        <w:t xml:space="preserve">runs-on: [self-hosted, &lt;environment&gt;]</w:t>
+      </w:r>
+      <w:r>
+        <w:t xml:space="preserve">.</w:t>
+      </w:r>
+    </w:p>
+    <w:p>
+      <w:pPr>
+        <w:pStyle w:val="BodyText"/>
+      </w:pPr>
+      <w:r>
+        <w:rPr>
+          <w:b/>
+          <w:bCs/>
+        </w:rPr>
+        <w:t xml:space="preserve">What it reads:</w:t>
+      </w:r>
+      <w:r>
+        <w:t xml:space="preserve"> </w:t>
+      </w:r>
+      <w:r>
+        <w:rPr>
+          <w:rStyle w:val="VerbatimChar"/>
+        </w:rPr>
+        <w:t xml:space="preserve">terraform/envs/&lt;environment&gt;/</w:t>
+      </w:r>
+      <w:r>
+        <w:t xml:space="preserve">. Same code, three copies, and only the settings</w:t>
+      </w:r>
+      <w:r>
+        <w:t xml:space="preserve"> </w:t>
+      </w:r>
+      <w:r>
+        <w:t xml:space="preserve">that are allowed to differ between environments differ.</w:t>
+      </w:r>
+    </w:p>
+    <w:p>
+      <w:pPr>
+        <w:pStyle w:val="BodyText"/>
+      </w:pPr>
+      <w:r>
+        <w:rPr>
+          <w:b/>
+          <w:bCs/>
+        </w:rPr>
+        <w:t xml:space="preserve">What it does, in order, on each runner:</w:t>
+      </w:r>
+    </w:p>
+    <w:p>
+      <w:pPr>
+        <w:pStyle w:val="SourceCode"/>
+      </w:pPr>
+      <w:r>
+        <w:rPr>
+          <w:rStyle w:val="VerbatimChar"/>
+        </w:rPr>
+        <w:t xml:space="preserve">terraform fmt -check          formatting is a gate, not a suggestion</w:t>
+      </w:r>
+      <w:r>
+        <w:br/>
+      </w:r>
+      <w:r>
+        <w:rPr>
+          <w:rStyle w:val="VerbatimChar"/>
+        </w:rPr>
+        <w:t xml:space="preserve">sops --decrypt                the state database password, with a key only this runner has</w:t>
+      </w:r>
+      <w:r>
+        <w:br/>
+      </w:r>
+      <w:r>
+        <w:rPr>
+          <w:rStyle w:val="VerbatimChar"/>
+        </w:rPr>
+        <w:t xml:space="preserve">terraform init                connects to this environment's own state database</w:t>
+      </w:r>
+      <w:r>
+        <w:br/>
+      </w:r>
+      <w:r>
+        <w:rPr>
+          <w:rStyle w:val="VerbatimChar"/>
+        </w:rPr>
+        <w:t xml:space="preserve">terraform validate            the code is well formed</w:t>
+      </w:r>
+      <w:r>
+        <w:br/>
+      </w:r>
+      <w:r>
+        <w:rPr>
+          <w:rStyle w:val="VerbatimChar"/>
+        </w:rPr>
+        <w:t xml:space="preserve">checkov -d terraform/envs/&lt;environment&gt; --soft-fail</w:t>
+      </w:r>
+    </w:p>
+    <w:p>
+      <w:pPr>
+        <w:pStyle w:val="FirstParagraph"/>
+      </w:pPr>
+      <w:r>
+        <w:rPr>
+          <w:rStyle w:val="VerbatimChar"/>
+        </w:rPr>
+        <w:t xml:space="preserve">--soft-fail</w:t>
+      </w:r>
+      <w:r>
+        <w:t xml:space="preserve"> </w:t>
+      </w:r>
+      <w:r>
+        <w:t xml:space="preserve">means</w:t>
+      </w:r>
+      <w:r>
+        <w:t xml:space="preserve"> </w:t>
+      </w:r>
+      <w:r>
+        <w:rPr>
+          <w:b/>
+          <w:bCs/>
+        </w:rPr>
+        <w:t xml:space="preserve">Checkov itself never fails the job.</w:t>
+      </w:r>
+      <w:r>
+        <w:t xml:space="preserve"> </w:t>
+      </w:r>
+      <w:r>
+        <w:t xml:space="preserve">It reports. The decision is made in</w:t>
+      </w:r>
+      <w:r>
+        <w:t xml:space="preserve"> </w:t>
+      </w:r>
+      <w:r>
+        <w:t xml:space="preserve">step 8. That is deliberate: a scanner that fails the build on every finding gets switched off.</w:t>
+      </w:r>
+    </w:p>
+    <w:p>
+      <w:pPr>
+        <w:pStyle w:val="BodyText"/>
+      </w:pPr>
+      <w:r>
+        <w:rPr>
+          <w:b/>
+          <w:bCs/>
+        </w:rPr>
+        <w:t xml:space="preserve">Examples of what Checkov finds:</w:t>
       </w:r>
     </w:p>
     <w:p>
@@ -985,23 +1974,7 @@
         </w:numPr>
       </w:pPr>
       <w:r>
-        <w:t xml:space="preserve">Development blocks</w:t>
-      </w:r>
-      <w:r>
-        <w:t xml:space="preserve"> </w:t>
-      </w:r>
-      <w:r>
-        <w:rPr>
-          <w:b/>
-          <w:bCs/>
-        </w:rPr>
-        <w:t xml:space="preserve">10</w:t>
-      </w:r>
-      <w:r>
-        <w:t xml:space="preserve"> </w:t>
-      </w:r>
-      <w:r>
-        <w:t xml:space="preserve">things</w:t>
+        <w:t xml:space="preserve">A storage bucket anyone on the internet can read</w:t>
       </w:r>
     </w:p>
     <w:p>
@@ -1013,17 +1986,7 @@
         </w:numPr>
       </w:pPr>
       <w:r>
-        <w:t xml:space="preserve">Staging blocks</w:t>
-      </w:r>
-      <w:r>
-        <w:t xml:space="preserve"> </w:t>
-      </w:r>
-      <w:r>
-        <w:rPr>
-          <w:b/>
-          <w:bCs/>
-        </w:rPr>
-        <w:t xml:space="preserve">14</w:t>
+        <w:t xml:space="preserve">SSH open to the whole world</w:t>
       </w:r>
     </w:p>
     <w:p>
@@ -1035,59 +1998,49 @@
         </w:numPr>
       </w:pPr>
       <w:r>
-        <w:t xml:space="preserve">Production blocks</w:t>
-      </w:r>
-      <w:r>
-        <w:t xml:space="preserve"> </w:t>
-      </w:r>
+        <w:t xml:space="preserve">A database with no encryption</w:t>
+      </w:r>
+    </w:p>
+    <w:p>
+      <w:pPr>
+        <w:pStyle w:val="Compact"/>
+        <w:numPr>
+          <w:ilvl w:val="0"/>
+          <w:numId w:val="1002"/>
+        </w:numPr>
+      </w:pPr>
+      <w:r>
+        <w:t xml:space="preserve">A database anyone on the internet can connect to</w:t>
+      </w:r>
+    </w:p>
+    <w:p>
+      <w:pPr>
+        <w:pStyle w:val="FirstParagraph"/>
+      </w:pPr>
       <w:r>
         <w:rPr>
           <w:b/>
           <w:bCs/>
         </w:rPr>
-        <w:t xml:space="preserve">14</w:t>
-      </w:r>
-    </w:p>
-    <w:p>
-      <w:pPr>
-        <w:pStyle w:val="FirstParagraph"/>
-      </w:pPr>
-      <w:r>
-        <w:t xml:space="preserve">The extra four are things development is allowed to skip.</w:t>
-      </w:r>
-    </w:p>
-    <w:bookmarkEnd w:id="20"/>
-    <w:bookmarkStart w:id="21" w:name="X246aa44bdd108e968a2db65af2bd4bc28f121de"/>
-    <w:p>
-      <w:pPr>
-        <w:pStyle w:val="Heading2"/>
-      </w:pPr>
-      <w:r>
-        <w:t xml:space="preserve">8. The pipeline writes a comment</w:t>
-      </w:r>
-    </w:p>
-    <w:p>
-      <w:pPr>
-        <w:pStyle w:val="FirstParagraph"/>
-      </w:pPr>
-      <w:r>
-        <w:t xml:space="preserve">It finds 24 problems in 110 lines of code.</w:t>
-      </w:r>
-    </w:p>
-    <w:p>
-      <w:pPr>
-        <w:pStyle w:val="BodyText"/>
-      </w:pPr>
-      <w:r>
-        <w:t xml:space="preserve">Nobody reads 24 findings. They turn the tool off instead.</w:t>
-      </w:r>
-    </w:p>
-    <w:p>
-      <w:pPr>
-        <w:pStyle w:val="BodyText"/>
-      </w:pPr>
-      <w:r>
-        <w:t xml:space="preserve">So a script sorts them:</w:t>
+        <w:t xml:space="preserve">What the numbers mean.</w:t>
+      </w:r>
+      <w:r>
+        <w:t xml:space="preserve"> </w:t>
+      </w:r>
+      <w:r>
+        <w:t xml:space="preserve">Against the deliberately broken copy of the code in</w:t>
+      </w:r>
+      <w:r>
+        <w:t xml:space="preserve"> </w:t>
+      </w:r>
+      <w:r>
+        <w:rPr>
+          <w:rStyle w:val="VerbatimChar"/>
+        </w:rPr>
+        <w:t xml:space="preserve">terraform/insecure/</w:t>
+      </w:r>
+      <w:r>
+        <w:t xml:space="preserve">, the pipeline blocks:</w:t>
       </w:r>
     </w:p>
     <w:p>
@@ -1099,6 +2052,12 @@
         </w:numPr>
       </w:pPr>
       <w:r>
+        <w:t xml:space="preserve">Development:</w:t>
+      </w:r>
+      <w:r>
+        <w:t xml:space="preserve"> </w:t>
+      </w:r>
+      <w:r>
         <w:rPr>
           <w:b/>
           <w:bCs/>
@@ -1109,7 +2068,7 @@
         <w:t xml:space="preserve"> </w:t>
       </w:r>
       <w:r>
-        <w:t xml:space="preserve">stop the merge</w:t>
+        <w:t xml:space="preserve">things</w:t>
       </w:r>
     </w:p>
     <w:p>
@@ -1121,17 +2080,17 @@
         </w:numPr>
       </w:pPr>
       <w:r>
+        <w:t xml:space="preserve">Staging:</w:t>
+      </w:r>
+      <w:r>
+        <w:t xml:space="preserve"> </w:t>
+      </w:r>
+      <w:r>
         <w:rPr>
           <w:b/>
           <w:bCs/>
         </w:rPr>
-        <w:t xml:space="preserve">5</w:t>
-      </w:r>
-      <w:r>
-        <w:t xml:space="preserve"> </w:t>
-      </w:r>
-      <w:r>
-        <w:t xml:space="preserve">are advice</w:t>
+        <w:t xml:space="preserve">14</w:t>
       </w:r>
     </w:p>
     <w:p>
@@ -1143,10 +2102,1072 @@
         </w:numPr>
       </w:pPr>
       <w:r>
+        <w:t xml:space="preserve">Production:</w:t>
+      </w:r>
+      <w:r>
+        <w:t xml:space="preserve"> </w:t>
+      </w:r>
+      <w:r>
         <w:rPr>
           <w:b/>
           <w:bCs/>
         </w:rPr>
+        <w:t xml:space="preserve">14</w:t>
+      </w:r>
+    </w:p>
+    <w:p>
+      <w:pPr>
+        <w:pStyle w:val="FirstParagraph"/>
+      </w:pPr>
+      <w:r>
+        <w:t xml:space="preserve">The extra four are things development is allowed to skip: deletion protection, multi-AZ, log</w:t>
+      </w:r>
+      <w:r>
+        <w:t xml:space="preserve"> </w:t>
+      </w:r>
+      <w:r>
+        <w:t xml:space="preserve">export, enhanced monitoring. Losing a development box costs an afternoon.</w:t>
+      </w:r>
+    </w:p>
+    <w:p>
+      <w:pPr>
+        <w:pStyle w:val="BodyText"/>
+      </w:pPr>
+      <w:r>
+        <w:t xml:space="preserve">Against the real code in this pull request, Checkov still reports findings - 9 in production, 11 in</w:t>
+      </w:r>
+      <w:r>
+        <w:t xml:space="preserve"> </w:t>
+      </w:r>
+      <w:r>
+        <w:t xml:space="preserve">development - but</w:t>
+      </w:r>
+      <w:r>
+        <w:t xml:space="preserve"> </w:t>
+      </w:r>
+      <w:r>
+        <w:rPr>
+          <w:b/>
+          <w:bCs/>
+        </w:rPr>
+        <w:t xml:space="preserve">none is on the blocking list</w:t>
+      </w:r>
+      <w:r>
+        <w:t xml:space="preserve">. That is why the checks are green, and why step 8</w:t>
+      </w:r>
+      <w:r>
+        <w:t xml:space="preserve"> </w:t>
+      </w:r>
+      <w:r>
+        <w:t xml:space="preserve">exists.</w:t>
+      </w:r>
+    </w:p>
+    <w:p>
+      <w:pPr>
+        <w:pStyle w:val="BodyText"/>
+      </w:pPr>
+      <w:r>
+        <w:rPr>
+          <w:b/>
+          <w:bCs/>
+        </w:rPr>
+        <w:t xml:space="preserve">Check it yourself:</w:t>
+      </w:r>
+    </w:p>
+    <w:p>
+      <w:pPr>
+        <w:pStyle w:val="SourceCode"/>
+      </w:pPr>
+      <w:r>
+        <w:rPr>
+          <w:rStyle w:val="CommentTok"/>
+        </w:rPr>
+        <w:t xml:space="preserve"># on a laptop: the broken code, all three environments. Non-zero exit is the correct result</w:t>
+      </w:r>
+      <w:r>
+        <w:br/>
+      </w:r>
+      <w:r>
+        <w:rPr>
+          <w:rStyle w:val="FunctionTok"/>
+        </w:rPr>
+        <w:t xml:space="preserve">make</w:t>
+      </w:r>
+      <w:r>
+        <w:rPr>
+          <w:rStyle w:val="NormalTok"/>
+        </w:rPr>
+        <w:t xml:space="preserve"> scan-insecure</w:t>
+      </w:r>
+      <w:r>
+        <w:br/>
+      </w:r>
+      <w:r>
+        <w:rPr>
+          <w:rStyle w:val="CommentTok"/>
+        </w:rPr>
+        <w:t xml:space="preserve">#   dev    exit=1  blocking=10</w:t>
+      </w:r>
+      <w:r>
+        <w:br/>
+      </w:r>
+      <w:r>
+        <w:rPr>
+          <w:rStyle w:val="CommentTok"/>
+        </w:rPr>
+        <w:t xml:space="preserve">#   stage  exit=1  blocking=14</w:t>
+      </w:r>
+      <w:r>
+        <w:br/>
+      </w:r>
+      <w:r>
+        <w:rPr>
+          <w:rStyle w:val="CommentTok"/>
+        </w:rPr>
+        <w:t xml:space="preserve">#   prod   exit=1  blocking=14</w:t>
+      </w:r>
+      <w:r>
+        <w:br/>
+      </w:r>
+      <w:r>
+        <w:br/>
+      </w:r>
+      <w:r>
+        <w:rPr>
+          <w:rStyle w:val="CommentTok"/>
+        </w:rPr>
+        <w:t xml:space="preserve"># on a laptop: the real code. Expect "No blocking findings" three times</w:t>
+      </w:r>
+      <w:r>
+        <w:br/>
+      </w:r>
+      <w:r>
+        <w:rPr>
+          <w:rStyle w:val="FunctionTok"/>
+        </w:rPr>
+        <w:t xml:space="preserve">make</w:t>
+      </w:r>
+      <w:r>
+        <w:rPr>
+          <w:rStyle w:val="NormalTok"/>
+        </w:rPr>
+        <w:t xml:space="preserve"> scan</w:t>
+      </w:r>
+      <w:r>
+        <w:br/>
+      </w:r>
+      <w:r>
+        <w:br/>
+      </w:r>
+      <w:r>
+        <w:rPr>
+          <w:rStyle w:val="CommentTok"/>
+        </w:rPr>
+        <w:t xml:space="preserve"># on GitHub: the Checkov result and the triage verdict, from the production job's log</w:t>
+      </w:r>
+      <w:r>
+        <w:br/>
+      </w:r>
+      <w:r>
+        <w:rPr>
+          <w:rStyle w:val="VariableTok"/>
+        </w:rPr>
+        <w:t xml:space="preserve">RUN</w:t>
+      </w:r>
+      <w:r>
+        <w:rPr>
+          <w:rStyle w:val="OperatorTok"/>
+        </w:rPr>
+        <w:t xml:space="preserve">=</w:t>
+      </w:r>
+      <w:r>
+        <w:rPr>
+          <w:rStyle w:val="VariableTok"/>
+        </w:rPr>
+        <w:t xml:space="preserve">$(</w:t>
+      </w:r>
+      <w:r>
+        <w:rPr>
+          <w:rStyle w:val="ExtensionTok"/>
+        </w:rPr>
+        <w:t xml:space="preserve">gh</w:t>
+      </w:r>
+      <w:r>
+        <w:rPr>
+          <w:rStyle w:val="NormalTok"/>
+        </w:rPr>
+        <w:t xml:space="preserve"> run list </w:t>
+      </w:r>
+      <w:r>
+        <w:rPr>
+          <w:rStyle w:val="AttributeTok"/>
+        </w:rPr>
+        <w:t xml:space="preserve">--workflow</w:t>
+      </w:r>
+      <w:r>
+        <w:rPr>
+          <w:rStyle w:val="NormalTok"/>
+        </w:rPr>
+        <w:t xml:space="preserve"> </w:t>
+      </w:r>
+      <w:r>
+        <w:rPr>
+          <w:rStyle w:val="StringTok"/>
+        </w:rPr>
+        <w:t xml:space="preserve">"Security Pipeline"</w:t>
+      </w:r>
+      <w:r>
+        <w:rPr>
+          <w:rStyle w:val="NormalTok"/>
+        </w:rPr>
+        <w:t xml:space="preserve"> </w:t>
+      </w:r>
+      <w:r>
+        <w:rPr>
+          <w:rStyle w:val="AttributeTok"/>
+        </w:rPr>
+        <w:t xml:space="preserve">--event</w:t>
+      </w:r>
+      <w:r>
+        <w:rPr>
+          <w:rStyle w:val="NormalTok"/>
+        </w:rPr>
+        <w:t xml:space="preserve"> pull_request </w:t>
+      </w:r>
+      <w:r>
+        <w:rPr>
+          <w:rStyle w:val="AttributeTok"/>
+        </w:rPr>
+        <w:t xml:space="preserve">--limit</w:t>
+      </w:r>
+      <w:r>
+        <w:rPr>
+          <w:rStyle w:val="NormalTok"/>
+        </w:rPr>
+        <w:t xml:space="preserve"> 1 </w:t>
+      </w:r>
+      <w:r>
+        <w:rPr>
+          <w:rStyle w:val="DataTypeTok"/>
+        </w:rPr>
+        <w:t xml:space="preserve">\</w:t>
+      </w:r>
+      <w:r>
+        <w:br/>
+      </w:r>
+      <w:r>
+        <w:rPr>
+          <w:rStyle w:val="NormalTok"/>
+        </w:rPr>
+        <w:t xml:space="preserve">      </w:t>
+      </w:r>
+      <w:r>
+        <w:rPr>
+          <w:rStyle w:val="AttributeTok"/>
+        </w:rPr>
+        <w:t xml:space="preserve">--json</w:t>
+      </w:r>
+      <w:r>
+        <w:rPr>
+          <w:rStyle w:val="NormalTok"/>
+        </w:rPr>
+        <w:t xml:space="preserve"> databaseId </w:t>
+      </w:r>
+      <w:r>
+        <w:rPr>
+          <w:rStyle w:val="AttributeTok"/>
+        </w:rPr>
+        <w:t xml:space="preserve">--jq</w:t>
+      </w:r>
+      <w:r>
+        <w:rPr>
+          <w:rStyle w:val="NormalTok"/>
+        </w:rPr>
+        <w:t xml:space="preserve"> </w:t>
+      </w:r>
+      <w:r>
+        <w:rPr>
+          <w:rStyle w:val="StringTok"/>
+        </w:rPr>
+        <w:t xml:space="preserve">'.[0].databaseId'</w:t>
+      </w:r>
+      <w:r>
+        <w:rPr>
+          <w:rStyle w:val="VariableTok"/>
+        </w:rPr>
+        <w:t xml:space="preserve">)</w:t>
+      </w:r>
+      <w:r>
+        <w:br/>
+      </w:r>
+      <w:r>
+        <w:rPr>
+          <w:rStyle w:val="VariableTok"/>
+        </w:rPr>
+        <w:t xml:space="preserve">JOB</w:t>
+      </w:r>
+      <w:r>
+        <w:rPr>
+          <w:rStyle w:val="OperatorTok"/>
+        </w:rPr>
+        <w:t xml:space="preserve">=</w:t>
+      </w:r>
+      <w:r>
+        <w:rPr>
+          <w:rStyle w:val="VariableTok"/>
+        </w:rPr>
+        <w:t xml:space="preserve">$(</w:t>
+      </w:r>
+      <w:r>
+        <w:rPr>
+          <w:rStyle w:val="ExtensionTok"/>
+        </w:rPr>
+        <w:t xml:space="preserve">gh</w:t>
+      </w:r>
+      <w:r>
+        <w:rPr>
+          <w:rStyle w:val="NormalTok"/>
+        </w:rPr>
+        <w:t xml:space="preserve"> run view </w:t>
+      </w:r>
+      <w:r>
+        <w:rPr>
+          <w:rStyle w:val="VariableTok"/>
+        </w:rPr>
+        <w:t xml:space="preserve">$RUN</w:t>
+      </w:r>
+      <w:r>
+        <w:rPr>
+          <w:rStyle w:val="NormalTok"/>
+        </w:rPr>
+        <w:t xml:space="preserve"> </w:t>
+      </w:r>
+      <w:r>
+        <w:rPr>
+          <w:rStyle w:val="AttributeTok"/>
+        </w:rPr>
+        <w:t xml:space="preserve">--json</w:t>
+      </w:r>
+      <w:r>
+        <w:rPr>
+          <w:rStyle w:val="NormalTok"/>
+        </w:rPr>
+        <w:t xml:space="preserve"> jobs </w:t>
+      </w:r>
+      <w:r>
+        <w:rPr>
+          <w:rStyle w:val="AttributeTok"/>
+        </w:rPr>
+        <w:t xml:space="preserve">--jq</w:t>
+      </w:r>
+      <w:r>
+        <w:rPr>
+          <w:rStyle w:val="NormalTok"/>
+        </w:rPr>
+        <w:t xml:space="preserve"> </w:t>
+      </w:r>
+      <w:r>
+        <w:rPr>
+          <w:rStyle w:val="StringTok"/>
+        </w:rPr>
+        <w:t xml:space="preserve">'.jobs[] | select(.name=="IaC (prod)") | .databaseId'</w:t>
+      </w:r>
+      <w:r>
+        <w:rPr>
+          <w:rStyle w:val="VariableTok"/>
+        </w:rPr>
+        <w:t xml:space="preserve">)</w:t>
+      </w:r>
+      <w:r>
+        <w:br/>
+      </w:r>
+      <w:r>
+        <w:rPr>
+          <w:rStyle w:val="ExtensionTok"/>
+        </w:rPr>
+        <w:t xml:space="preserve">gh</w:t>
+      </w:r>
+      <w:r>
+        <w:rPr>
+          <w:rStyle w:val="NormalTok"/>
+        </w:rPr>
+        <w:t xml:space="preserve"> run view </w:t>
+      </w:r>
+      <w:r>
+        <w:rPr>
+          <w:rStyle w:val="AttributeTok"/>
+        </w:rPr>
+        <w:t xml:space="preserve">--job</w:t>
+      </w:r>
+      <w:r>
+        <w:rPr>
+          <w:rStyle w:val="NormalTok"/>
+        </w:rPr>
+        <w:t xml:space="preserve"> </w:t>
+      </w:r>
+      <w:r>
+        <w:rPr>
+          <w:rStyle w:val="VariableTok"/>
+        </w:rPr>
+        <w:t xml:space="preserve">$JOB</w:t>
+      </w:r>
+      <w:r>
+        <w:rPr>
+          <w:rStyle w:val="NormalTok"/>
+        </w:rPr>
+        <w:t xml:space="preserve"> </w:t>
+      </w:r>
+      <w:r>
+        <w:rPr>
+          <w:rStyle w:val="AttributeTok"/>
+        </w:rPr>
+        <w:t xml:space="preserve">--log</w:t>
+      </w:r>
+      <w:r>
+        <w:rPr>
+          <w:rStyle w:val="NormalTok"/>
+        </w:rPr>
+        <w:t xml:space="preserve"> </w:t>
+      </w:r>
+      <w:r>
+        <w:rPr>
+          <w:rStyle w:val="KeywordTok"/>
+        </w:rPr>
+        <w:t xml:space="preserve">|</w:t>
+      </w:r>
+      <w:r>
+        <w:rPr>
+          <w:rStyle w:val="NormalTok"/>
+        </w:rPr>
+        <w:t xml:space="preserve"> </w:t>
+      </w:r>
+      <w:r>
+        <w:rPr>
+          <w:rStyle w:val="FunctionTok"/>
+        </w:rPr>
+        <w:t xml:space="preserve">grep</w:t>
+      </w:r>
+      <w:r>
+        <w:rPr>
+          <w:rStyle w:val="NormalTok"/>
+        </w:rPr>
+        <w:t xml:space="preserve"> </w:t>
+      </w:r>
+      <w:r>
+        <w:rPr>
+          <w:rStyle w:val="AttributeTok"/>
+        </w:rPr>
+        <w:t xml:space="preserve">-E</w:t>
+      </w:r>
+      <w:r>
+        <w:rPr>
+          <w:rStyle w:val="NormalTok"/>
+        </w:rPr>
+        <w:t xml:space="preserve"> </w:t>
+      </w:r>
+      <w:r>
+        <w:rPr>
+          <w:rStyle w:val="StringTok"/>
+        </w:rPr>
+        <w:t xml:space="preserve">"Runner name|Passed checks|blocking="</w:t>
+      </w:r>
+      <w:r>
+        <w:br/>
+      </w:r>
+      <w:r>
+        <w:rPr>
+          <w:rStyle w:val="CommentTok"/>
+        </w:rPr>
+        <w:t xml:space="preserve">#   Runner name: 'ci-prod'</w:t>
+      </w:r>
+      <w:r>
+        <w:br/>
+      </w:r>
+      <w:r>
+        <w:rPr>
+          <w:rStyle w:val="CommentTok"/>
+        </w:rPr>
+        <w:t xml:space="preserve">#   Passed checks: 63, Failed checks: 9, Skipped checks: 0</w:t>
+      </w:r>
+      <w:r>
+        <w:br/>
+      </w:r>
+      <w:r>
+        <w:rPr>
+          <w:rStyle w:val="CommentTok"/>
+        </w:rPr>
+        <w:t xml:space="preserve">#   blocking=0 advisory=8 other=1</w:t>
+      </w:r>
+      <w:r>
+        <w:br/>
+      </w:r>
+      <w:r>
+        <w:br/>
+      </w:r>
+      <w:r>
+        <w:rPr>
+          <w:rStyle w:val="CommentTok"/>
+        </w:rPr>
+        <w:t xml:space="preserve"># the Security tab, by API: one Checkov upload per environment</w:t>
+      </w:r>
+      <w:r>
+        <w:br/>
+      </w:r>
+      <w:r>
+        <w:rPr>
+          <w:rStyle w:val="ExtensionTok"/>
+        </w:rPr>
+        <w:t xml:space="preserve">gh</w:t>
+      </w:r>
+      <w:r>
+        <w:rPr>
+          <w:rStyle w:val="NormalTok"/>
+        </w:rPr>
+        <w:t xml:space="preserve"> api </w:t>
+      </w:r>
+      <w:r>
+        <w:rPr>
+          <w:rStyle w:val="StringTok"/>
+        </w:rPr>
+        <w:t xml:space="preserve">"repos/georgejpark/secure-iac-pipeline/code-scanning/analyses?tool_name=Checkov&amp;per_page=3"</w:t>
+      </w:r>
+      <w:r>
+        <w:rPr>
+          <w:rStyle w:val="NormalTok"/>
+        </w:rPr>
+        <w:t xml:space="preserve"> </w:t>
+      </w:r>
+      <w:r>
+        <w:rPr>
+          <w:rStyle w:val="DataTypeTok"/>
+        </w:rPr>
+        <w:t xml:space="preserve">\</w:t>
+      </w:r>
+      <w:r>
+        <w:br/>
+      </w:r>
+      <w:r>
+        <w:rPr>
+          <w:rStyle w:val="NormalTok"/>
+        </w:rPr>
+        <w:t xml:space="preserve">  </w:t>
+      </w:r>
+      <w:r>
+        <w:rPr>
+          <w:rStyle w:val="AttributeTok"/>
+        </w:rPr>
+        <w:t xml:space="preserve">--jq</w:t>
+      </w:r>
+      <w:r>
+        <w:rPr>
+          <w:rStyle w:val="NormalTok"/>
+        </w:rPr>
+        <w:t xml:space="preserve"> </w:t>
+      </w:r>
+      <w:r>
+        <w:rPr>
+          <w:rStyle w:val="StringTok"/>
+        </w:rPr>
+        <w:t xml:space="preserve">'.[] | "\(.created_at)  \(.category)  findings=\(.results_count)"'</w:t>
+      </w:r>
+      <w:r>
+        <w:br/>
+      </w:r>
+      <w:r>
+        <w:rPr>
+          <w:rStyle w:val="CommentTok"/>
+        </w:rPr>
+        <w:t xml:space="preserve">#   checkov-prod   findings=9</w:t>
+      </w:r>
+      <w:r>
+        <w:br/>
+      </w:r>
+      <w:r>
+        <w:rPr>
+          <w:rStyle w:val="CommentTok"/>
+        </w:rPr>
+        <w:t xml:space="preserve">#   checkov-stage  findings=9</w:t>
+      </w:r>
+      <w:r>
+        <w:br/>
+      </w:r>
+      <w:r>
+        <w:rPr>
+          <w:rStyle w:val="CommentTok"/>
+        </w:rPr>
+        <w:t xml:space="preserve">#   checkov-dev    findings=11</w:t>
+      </w:r>
+      <w:r>
+        <w:br/>
+      </w:r>
+      <w:r>
+        <w:br/>
+      </w:r>
+      <w:r>
+        <w:rPr>
+          <w:rStyle w:val="CommentTok"/>
+        </w:rPr>
+        <w:t xml:space="preserve"># open alerts, by tool</w:t>
+      </w:r>
+      <w:r>
+        <w:br/>
+      </w:r>
+      <w:r>
+        <w:rPr>
+          <w:rStyle w:val="ExtensionTok"/>
+        </w:rPr>
+        <w:t xml:space="preserve">gh</w:t>
+      </w:r>
+      <w:r>
+        <w:rPr>
+          <w:rStyle w:val="NormalTok"/>
+        </w:rPr>
+        <w:t xml:space="preserve"> api </w:t>
+      </w:r>
+      <w:r>
+        <w:rPr>
+          <w:rStyle w:val="StringTok"/>
+        </w:rPr>
+        <w:t xml:space="preserve">"repos/georgejpark/secure-iac-pipeline/code-scanning/alerts?state=open&amp;per_page=100"</w:t>
+      </w:r>
+      <w:r>
+        <w:rPr>
+          <w:rStyle w:val="NormalTok"/>
+        </w:rPr>
+        <w:t xml:space="preserve"> </w:t>
+      </w:r>
+      <w:r>
+        <w:rPr>
+          <w:rStyle w:val="DataTypeTok"/>
+        </w:rPr>
+        <w:t xml:space="preserve">\</w:t>
+      </w:r>
+      <w:r>
+        <w:br/>
+      </w:r>
+      <w:r>
+        <w:rPr>
+          <w:rStyle w:val="NormalTok"/>
+        </w:rPr>
+        <w:t xml:space="preserve">  </w:t>
+      </w:r>
+      <w:r>
+        <w:rPr>
+          <w:rStyle w:val="AttributeTok"/>
+        </w:rPr>
+        <w:t xml:space="preserve">--jq</w:t>
+      </w:r>
+      <w:r>
+        <w:rPr>
+          <w:rStyle w:val="NormalTok"/>
+        </w:rPr>
+        <w:t xml:space="preserve"> </w:t>
+      </w:r>
+      <w:r>
+        <w:rPr>
+          <w:rStyle w:val="StringTok"/>
+        </w:rPr>
+        <w:t xml:space="preserve">'group_by(.tool.name)[] | "\(.[0].tool.name): \(length) open"'</w:t>
+      </w:r>
+    </w:p>
+    <w:p>
+      <w:pPr>
+        <w:pStyle w:val="FirstParagraph"/>
+      </w:pPr>
+      <w:r>
+        <w:t xml:space="preserve">In the browser: on the pull request, click</w:t>
+      </w:r>
+      <w:r>
+        <w:t xml:space="preserve"> </w:t>
+      </w:r>
+      <w:r>
+        <w:rPr>
+          <w:b/>
+          <w:bCs/>
+        </w:rPr>
+        <w:t xml:space="preserve">IaC (prod)</w:t>
+      </w:r>
+      <w:r>
+        <w:t xml:space="preserve">, expand</w:t>
+      </w:r>
+      <w:r>
+        <w:t xml:space="preserve"> </w:t>
+      </w:r>
+      <w:r>
+        <w:rPr>
+          <w:b/>
+          <w:bCs/>
+        </w:rPr>
+        <w:t xml:space="preserve">Checkov</w:t>
+      </w:r>
+      <w:r>
+        <w:t xml:space="preserve"> </w:t>
+      </w:r>
+      <w:r>
+        <w:t xml:space="preserve">and read the counts.</w:t>
+      </w:r>
+      <w:r>
+        <w:t xml:space="preserve"> </w:t>
+      </w:r>
+      <w:r>
+        <w:t xml:space="preserve">Then open</w:t>
+      </w:r>
+      <w:r>
+        <w:t xml:space="preserve"> </w:t>
+      </w:r>
+      <w:r>
+        <w:rPr>
+          <w:b/>
+          <w:bCs/>
+        </w:rPr>
+        <w:t xml:space="preserve">IaC (dev)</w:t>
+      </w:r>
+      <w:r>
+        <w:t xml:space="preserve"> </w:t>
+      </w:r>
+      <w:r>
+        <w:t xml:space="preserve">and compare the runner name in the log header. Different machine. Or</w:t>
+      </w:r>
+      <w:r>
+        <w:t xml:space="preserve"> </w:t>
+      </w:r>
+      <w:r>
+        <w:rPr>
+          <w:b/>
+          <w:bCs/>
+        </w:rPr>
+        <w:t xml:space="preserve">Security → Code scanning</w:t>
+      </w:r>
+      <w:r>
+        <w:t xml:space="preserve">, filter by tool</w:t>
+      </w:r>
+      <w:r>
+        <w:t xml:space="preserve"> </w:t>
+      </w:r>
+      <w:r>
+        <w:rPr>
+          <w:rStyle w:val="VerbatimChar"/>
+        </w:rPr>
+        <w:t xml:space="preserve">Checkov</w:t>
+      </w:r>
+      <w:r>
+        <w:t xml:space="preserve">, and note the three categories.</w:t>
+      </w:r>
+    </w:p>
+    <w:bookmarkEnd w:id="20"/>
+    <w:bookmarkStart w:id="21" w:name="X246aa44bdd108e968a2db65af2bd4bc28f121de"/>
+    <w:p>
+      <w:pPr>
+        <w:pStyle w:val="Heading2"/>
+      </w:pPr>
+      <w:r>
+        <w:t xml:space="preserve">8. The pipeline writes a comment</w:t>
+      </w:r>
+    </w:p>
+    <w:p>
+      <w:pPr>
+        <w:pStyle w:val="FirstParagraph"/>
+      </w:pPr>
+      <w:r>
+        <w:rPr>
+          <w:b/>
+          <w:bCs/>
+        </w:rPr>
+        <w:t xml:space="preserve">The tool:</w:t>
+      </w:r>
+      <w:r>
+        <w:t xml:space="preserve"> </w:t>
+      </w:r>
+      <w:r>
+        <w:rPr>
+          <w:rStyle w:val="VerbatimChar"/>
+        </w:rPr>
+        <w:t xml:space="preserve">scripts/ai_triage.py</w:t>
+      </w:r>
+      <w:r>
+        <w:t xml:space="preserve">. Ours. About 300 lines of Python.</w:t>
+      </w:r>
+    </w:p>
+    <w:p>
+      <w:pPr>
+        <w:pStyle w:val="BodyText"/>
+      </w:pPr>
+      <w:r>
+        <w:rPr>
+          <w:b/>
+          <w:bCs/>
+        </w:rPr>
+        <w:t xml:space="preserve">Why it exists:</w:t>
+      </w:r>
+      <w:r>
+        <w:t xml:space="preserve"> </w:t>
+      </w:r>
+      <w:r>
+        <w:t xml:space="preserve">Checkov finds 24 problems in 110 lines of code. Nobody reads 24 findings. They</w:t>
+      </w:r>
+      <w:r>
+        <w:t xml:space="preserve"> </w:t>
+      </w:r>
+      <w:r>
+        <w:t xml:space="preserve">turn the tool off instead.</w:t>
+      </w:r>
+    </w:p>
+    <w:p>
+      <w:pPr>
+        <w:pStyle w:val="BodyText"/>
+      </w:pPr>
+      <w:r>
+        <w:rPr>
+          <w:b/>
+          <w:bCs/>
+        </w:rPr>
+        <w:t xml:space="preserve">What it reads:</w:t>
+      </w:r>
+      <w:r>
+        <w:t xml:space="preserve"> </w:t>
+      </w:r>
+      <w:r>
+        <w:t xml:space="preserve">Checkov's JSON output from step 7.</w:t>
+      </w:r>
+    </w:p>
+    <w:p>
+      <w:pPr>
+        <w:pStyle w:val="BodyText"/>
+      </w:pPr>
+      <w:r>
+        <w:rPr>
+          <w:b/>
+          <w:bCs/>
+        </w:rPr>
+        <w:t xml:space="preserve">What it does:</w:t>
+      </w:r>
+    </w:p>
+    <w:p>
+      <w:pPr>
+        <w:pStyle w:val="Compact"/>
+        <w:numPr>
+          <w:ilvl w:val="0"/>
+          <w:numId w:val="1004"/>
+        </w:numPr>
+      </w:pPr>
+      <w:r>
+        <w:t xml:space="preserve">Compares every finding against three lists that live in the script and are version controlled:</w:t>
+      </w:r>
+    </w:p>
+    <w:p>
+      <w:pPr>
+        <w:pStyle w:val="Compact"/>
+        <w:numPr>
+          <w:ilvl w:val="1"/>
+          <w:numId w:val="1005"/>
+        </w:numPr>
+      </w:pPr>
+      <w:r>
+        <w:rPr>
+          <w:b/>
+          <w:bCs/>
+        </w:rPr>
+        <w:t xml:space="preserve">blocking</w:t>
+      </w:r>
+      <w:r>
+        <w:t xml:space="preserve"> </w:t>
+      </w:r>
+      <w:r>
+        <w:t xml:space="preserve">- 10 policy IDs. Any one of these fails the job</w:t>
+      </w:r>
+    </w:p>
+    <w:p>
+      <w:pPr>
+        <w:pStyle w:val="Compact"/>
+        <w:numPr>
+          <w:ilvl w:val="1"/>
+          <w:numId w:val="1005"/>
+        </w:numPr>
+      </w:pPr>
+      <w:r>
+        <w:rPr>
+          <w:b/>
+          <w:bCs/>
+        </w:rPr>
+        <w:t xml:space="preserve">promotion-gated</w:t>
+      </w:r>
+      <w:r>
+        <w:t xml:space="preserve"> </w:t>
+      </w:r>
+      <w:r>
+        <w:t xml:space="preserve">- 4 policy IDs. Advice in development, blocking in staging and production</w:t>
+      </w:r>
+    </w:p>
+    <w:p>
+      <w:pPr>
+        <w:pStyle w:val="Compact"/>
+        <w:numPr>
+          <w:ilvl w:val="1"/>
+          <w:numId w:val="1005"/>
+        </w:numPr>
+      </w:pPr>
+      <w:r>
+        <w:rPr>
+          <w:b/>
+          <w:bCs/>
+        </w:rPr>
+        <w:t xml:space="preserve">advisory</w:t>
+      </w:r>
+      <w:r>
+        <w:t xml:space="preserve"> </w:t>
+      </w:r>
+      <w:r>
+        <w:t xml:space="preserve">- the rest. Noted, never blocking</w:t>
+      </w:r>
+    </w:p>
+    <w:p>
+      <w:pPr>
+        <w:pStyle w:val="Compact"/>
+        <w:numPr>
+          <w:ilvl w:val="0"/>
+          <w:numId w:val="1004"/>
+        </w:numPr>
+      </w:pPr>
+      <w:r>
+        <w:t xml:space="preserve">Fails the job if anything on the blocking list is present. That is the gate.</w:t>
+      </w:r>
+    </w:p>
+    <w:p>
+      <w:pPr>
+        <w:pStyle w:val="Compact"/>
+        <w:numPr>
+          <w:ilvl w:val="0"/>
+          <w:numId w:val="1004"/>
+        </w:numPr>
+      </w:pPr>
+      <w:r>
+        <w:t xml:space="preserve">Writes a Markdown report, ordered by severity, in plain English.</w:t>
+      </w:r>
+    </w:p>
+    <w:p>
+      <w:pPr>
+        <w:pStyle w:val="Compact"/>
+        <w:numPr>
+          <w:ilvl w:val="0"/>
+          <w:numId w:val="1004"/>
+        </w:numPr>
+      </w:pPr>
+      <w:r>
+        <w:t xml:space="preserve">Posts it as a comment on the pull request. One comment per environment, updated on every push.</w:t>
+      </w:r>
+    </w:p>
+    <w:p>
+      <w:pPr>
+        <w:pStyle w:val="FirstParagraph"/>
+      </w:pPr>
+      <w:r>
+        <w:rPr>
+          <w:b/>
+          <w:bCs/>
+        </w:rPr>
+        <w:t xml:space="preserve">Where the AI comes in, and where it does not:</w:t>
+      </w:r>
+      <w:r>
+        <w:t xml:space="preserve"> </w:t>
+      </w:r>
+      <w:r>
+        <w:t xml:space="preserve">with an API key, a language model writes the</w:t>
+      </w:r>
+      <w:r>
+        <w:t xml:space="preserve"> </w:t>
+      </w:r>
+      <w:r>
+        <w:t xml:space="preserve">explanation and the ordering. Without one, the script produces the same report from local rules.</w:t>
+      </w:r>
+      <w:r>
+        <w:t xml:space="preserve"> </w:t>
+      </w:r>
+      <w:r>
+        <w:rPr>
+          <w:b/>
+          <w:bCs/>
+        </w:rPr>
+        <w:t xml:space="preserve">The model never decides pass or fail.</w:t>
+      </w:r>
+      <w:r>
+        <w:t xml:space="preserve"> </w:t>
+      </w:r>
+      <w:r>
+        <w:t xml:space="preserve">The lists do. If the model is unavailable the gate still</w:t>
+      </w:r>
+      <w:r>
+        <w:t xml:space="preserve"> </w:t>
+      </w:r>
+      <w:r>
+        <w:t xml:space="preserve">works.</w:t>
+      </w:r>
+    </w:p>
+    <w:p>
+      <w:pPr>
+        <w:pStyle w:val="BodyText"/>
+      </w:pPr>
+      <w:r>
+        <w:rPr>
+          <w:b/>
+          <w:bCs/>
+        </w:rPr>
+        <w:t xml:space="preserve">On the broken code</w:t>
+      </w:r>
+      <w:r>
+        <w:t xml:space="preserve">, the same 24 findings sort differently per environment:</w:t>
+      </w:r>
+    </w:p>
+    <w:p>
+      <w:pPr>
+        <w:pStyle w:val="Compact"/>
+        <w:numPr>
+          <w:ilvl w:val="0"/>
+          <w:numId w:val="1006"/>
+        </w:numPr>
+      </w:pPr>
+      <w:r>
+        <w:t xml:space="preserve">Development:</w:t>
+      </w:r>
+      <w:r>
+        <w:t xml:space="preserve"> </w:t>
+      </w:r>
+      <w:r>
+        <w:rPr>
+          <w:b/>
+          <w:bCs/>
+        </w:rPr>
+        <w:t xml:space="preserve">10</w:t>
+      </w:r>
+      <w:r>
+        <w:t xml:space="preserve"> </w:t>
+      </w:r>
+      <w:r>
+        <w:t xml:space="preserve">stop the merge,</w:t>
+      </w:r>
+      <w:r>
+        <w:t xml:space="preserve"> </w:t>
+      </w:r>
+      <w:r>
+        <w:rPr>
+          <w:b/>
+          <w:bCs/>
+        </w:rPr>
+        <w:t xml:space="preserve">5</w:t>
+      </w:r>
+      <w:r>
+        <w:t xml:space="preserve"> </w:t>
+      </w:r>
+      <w:r>
+        <w:t xml:space="preserve">are advice,</w:t>
+      </w:r>
+      <w:r>
+        <w:t xml:space="preserve"> </w:t>
+      </w:r>
+      <w:r>
+        <w:rPr>
+          <w:b/>
+          <w:bCs/>
+        </w:rPr>
         <w:t xml:space="preserve">9</w:t>
       </w:r>
       <w:r>
@@ -1158,10 +3179,382 @@
     </w:p>
     <w:p>
       <w:pPr>
+        <w:pStyle w:val="Compact"/>
+        <w:numPr>
+          <w:ilvl w:val="0"/>
+          <w:numId w:val="1006"/>
+        </w:numPr>
+      </w:pPr>
+      <w:r>
+        <w:t xml:space="preserve">Staging and production:</w:t>
+      </w:r>
+      <w:r>
+        <w:t xml:space="preserve"> </w:t>
+      </w:r>
+      <w:r>
+        <w:rPr>
+          <w:b/>
+          <w:bCs/>
+        </w:rPr>
+        <w:t xml:space="preserve">14</w:t>
+      </w:r>
+      <w:r>
+        <w:t xml:space="preserve"> </w:t>
+      </w:r>
+      <w:r>
+        <w:t xml:space="preserve">stop the merge,</w:t>
+      </w:r>
+      <w:r>
+        <w:t xml:space="preserve"> </w:t>
+      </w:r>
+      <w:r>
+        <w:rPr>
+          <w:b/>
+          <w:bCs/>
+        </w:rPr>
+        <w:t xml:space="preserve">5</w:t>
+      </w:r>
+      <w:r>
+        <w:t xml:space="preserve"> </w:t>
+      </w:r>
+      <w:r>
+        <w:t xml:space="preserve">are advice,</w:t>
+      </w:r>
+      <w:r>
+        <w:t xml:space="preserve"> </w:t>
+      </w:r>
+      <w:r>
+        <w:rPr>
+          <w:b/>
+          <w:bCs/>
+        </w:rPr>
+        <w:t xml:space="preserve">5</w:t>
+      </w:r>
+      <w:r>
+        <w:t xml:space="preserve"> </w:t>
+      </w:r>
+      <w:r>
+        <w:t xml:space="preserve">are noted</w:t>
+      </w:r>
+    </w:p>
+    <w:p>
+      <w:pPr>
         <w:pStyle w:val="FirstParagraph"/>
       </w:pPr>
       <w:r>
-        <w:t xml:space="preserve">Then it writes a comment in plain English.</w:t>
+        <w:t xml:space="preserve">The four that move from</w:t>
+      </w:r>
+      <w:r>
+        <w:t xml:space="preserve"> </w:t>
+      </w:r>
+      <w:r>
+        <w:rPr>
+          <w:i/>
+          <w:iCs/>
+        </w:rPr>
+        <w:t xml:space="preserve">noted</w:t>
+      </w:r>
+      <w:r>
+        <w:t xml:space="preserve"> </w:t>
+      </w:r>
+      <w:r>
+        <w:t xml:space="preserve">to</w:t>
+      </w:r>
+      <w:r>
+        <w:t xml:space="preserve"> </w:t>
+      </w:r>
+      <w:r>
+        <w:rPr>
+          <w:i/>
+          <w:iCs/>
+        </w:rPr>
+        <w:t xml:space="preserve">blocking</w:t>
+      </w:r>
+      <w:r>
+        <w:t xml:space="preserve"> </w:t>
+      </w:r>
+      <w:r>
+        <w:t xml:space="preserve">are the promotion-gated list.</w:t>
+      </w:r>
+    </w:p>
+    <w:p>
+      <w:pPr>
+        <w:pStyle w:val="BodyText"/>
+      </w:pPr>
+      <w:r>
+        <w:rPr>
+          <w:b/>
+          <w:bCs/>
+        </w:rPr>
+        <w:t xml:space="preserve">Check it yourself:</w:t>
+      </w:r>
+    </w:p>
+    <w:p>
+      <w:pPr>
+        <w:pStyle w:val="SourceCode"/>
+      </w:pPr>
+      <w:r>
+        <w:rPr>
+          <w:rStyle w:val="CommentTok"/>
+        </w:rPr>
+        <w:t xml:space="preserve"># on a laptop: run the triage by hand on the broken code, once for dev and once for prod</w:t>
+      </w:r>
+      <w:r>
+        <w:br/>
+      </w:r>
+      <w:r>
+        <w:rPr>
+          <w:rStyle w:val="ExtensionTok"/>
+        </w:rPr>
+        <w:t xml:space="preserve">.venv/bin/checkov</w:t>
+      </w:r>
+      <w:r>
+        <w:rPr>
+          <w:rStyle w:val="NormalTok"/>
+        </w:rPr>
+        <w:t xml:space="preserve"> </w:t>
+      </w:r>
+      <w:r>
+        <w:rPr>
+          <w:rStyle w:val="AttributeTok"/>
+        </w:rPr>
+        <w:t xml:space="preserve">-d</w:t>
+      </w:r>
+      <w:r>
+        <w:rPr>
+          <w:rStyle w:val="NormalTok"/>
+        </w:rPr>
+        <w:t xml:space="preserve"> terraform/insecure </w:t>
+      </w:r>
+      <w:r>
+        <w:rPr>
+          <w:rStyle w:val="AttributeTok"/>
+        </w:rPr>
+        <w:t xml:space="preserve">-o</w:t>
+      </w:r>
+      <w:r>
+        <w:rPr>
+          <w:rStyle w:val="NormalTok"/>
+        </w:rPr>
+        <w:t xml:space="preserve"> json </w:t>
+      </w:r>
+      <w:r>
+        <w:rPr>
+          <w:rStyle w:val="AttributeTok"/>
+        </w:rPr>
+        <w:t xml:space="preserve">--quiet</w:t>
+      </w:r>
+      <w:r>
+        <w:rPr>
+          <w:rStyle w:val="NormalTok"/>
+        </w:rPr>
+        <w:t xml:space="preserve"> </w:t>
+      </w:r>
+      <w:r>
+        <w:rPr>
+          <w:rStyle w:val="OperatorTok"/>
+        </w:rPr>
+        <w:t xml:space="preserve">&gt;</w:t>
+      </w:r>
+      <w:r>
+        <w:rPr>
+          <w:rStyle w:val="NormalTok"/>
+        </w:rPr>
+        <w:t xml:space="preserve"> .scan/insecure.json</w:t>
+      </w:r>
+      <w:r>
+        <w:br/>
+      </w:r>
+      <w:r>
+        <w:rPr>
+          <w:rStyle w:val="ExtensionTok"/>
+        </w:rPr>
+        <w:t xml:space="preserve">.venv/bin/python</w:t>
+      </w:r>
+      <w:r>
+        <w:rPr>
+          <w:rStyle w:val="NormalTok"/>
+        </w:rPr>
+        <w:t xml:space="preserve"> scripts/ai_triage.py </w:t>
+      </w:r>
+      <w:r>
+        <w:rPr>
+          <w:rStyle w:val="AttributeTok"/>
+        </w:rPr>
+        <w:t xml:space="preserve">--input</w:t>
+      </w:r>
+      <w:r>
+        <w:rPr>
+          <w:rStyle w:val="NormalTok"/>
+        </w:rPr>
+        <w:t xml:space="preserve"> .scan/insecure.json </w:t>
+      </w:r>
+      <w:r>
+        <w:rPr>
+          <w:rStyle w:val="AttributeTok"/>
+        </w:rPr>
+        <w:t xml:space="preserve">--environment</w:t>
+      </w:r>
+      <w:r>
+        <w:rPr>
+          <w:rStyle w:val="NormalTok"/>
+        </w:rPr>
+        <w:t xml:space="preserve"> dev</w:t>
+      </w:r>
+      <w:r>
+        <w:br/>
+      </w:r>
+      <w:r>
+        <w:rPr>
+          <w:rStyle w:val="CommentTok"/>
+        </w:rPr>
+        <w:t xml:space="preserve">#   blocking=10 advisory=5 other=9</w:t>
+      </w:r>
+      <w:r>
+        <w:br/>
+      </w:r>
+      <w:r>
+        <w:rPr>
+          <w:rStyle w:val="ExtensionTok"/>
+        </w:rPr>
+        <w:t xml:space="preserve">.venv/bin/python</w:t>
+      </w:r>
+      <w:r>
+        <w:rPr>
+          <w:rStyle w:val="NormalTok"/>
+        </w:rPr>
+        <w:t xml:space="preserve"> scripts/ai_triage.py </w:t>
+      </w:r>
+      <w:r>
+        <w:rPr>
+          <w:rStyle w:val="AttributeTok"/>
+        </w:rPr>
+        <w:t xml:space="preserve">--input</w:t>
+      </w:r>
+      <w:r>
+        <w:rPr>
+          <w:rStyle w:val="NormalTok"/>
+        </w:rPr>
+        <w:t xml:space="preserve"> .scan/insecure.json </w:t>
+      </w:r>
+      <w:r>
+        <w:rPr>
+          <w:rStyle w:val="AttributeTok"/>
+        </w:rPr>
+        <w:t xml:space="preserve">--environment</w:t>
+      </w:r>
+      <w:r>
+        <w:rPr>
+          <w:rStyle w:val="NormalTok"/>
+        </w:rPr>
+        <w:t xml:space="preserve"> prod</w:t>
+      </w:r>
+      <w:r>
+        <w:br/>
+      </w:r>
+      <w:r>
+        <w:rPr>
+          <w:rStyle w:val="CommentTok"/>
+        </w:rPr>
+        <w:t xml:space="preserve">#   blocking=14 advisory=5 other=5</w:t>
+      </w:r>
+      <w:r>
+        <w:br/>
+      </w:r>
+      <w:r>
+        <w:br/>
+      </w:r>
+      <w:r>
+        <w:rPr>
+          <w:rStyle w:val="CommentTok"/>
+        </w:rPr>
+        <w:t xml:space="preserve"># the three lists the decision comes from</w:t>
+      </w:r>
+      <w:r>
+        <w:br/>
+      </w:r>
+      <w:r>
+        <w:rPr>
+          <w:rStyle w:val="FunctionTok"/>
+        </w:rPr>
+        <w:t xml:space="preserve">grep</w:t>
+      </w:r>
+      <w:r>
+        <w:rPr>
+          <w:rStyle w:val="NormalTok"/>
+        </w:rPr>
+        <w:t xml:space="preserve"> </w:t>
+      </w:r>
+      <w:r>
+        <w:rPr>
+          <w:rStyle w:val="AttributeTok"/>
+        </w:rPr>
+        <w:t xml:space="preserve">-nE</w:t>
+      </w:r>
+      <w:r>
+        <w:rPr>
+          <w:rStyle w:val="NormalTok"/>
+        </w:rPr>
+        <w:t xml:space="preserve"> </w:t>
+      </w:r>
+      <w:r>
+        <w:rPr>
+          <w:rStyle w:val="StringTok"/>
+        </w:rPr>
+        <w:t xml:space="preserve">'^(BLOCKING|PROMOTION_GATED|ADVISORY)_POLICIES'</w:t>
+      </w:r>
+      <w:r>
+        <w:rPr>
+          <w:rStyle w:val="NormalTok"/>
+        </w:rPr>
+        <w:t xml:space="preserve"> scripts/ai_triage.py</w:t>
+      </w:r>
+      <w:r>
+        <w:br/>
+      </w:r>
+      <w:r>
+        <w:br/>
+      </w:r>
+      <w:r>
+        <w:rPr>
+          <w:rStyle w:val="CommentTok"/>
+        </w:rPr>
+        <w:t xml:space="preserve"># on GitHub: the comments the pipeline wrote on this pull request</w:t>
+      </w:r>
+      <w:r>
+        <w:br/>
+      </w:r>
+      <w:r>
+        <w:rPr>
+          <w:rStyle w:val="ExtensionTok"/>
+        </w:rPr>
+        <w:t xml:space="preserve">gh</w:t>
+      </w:r>
+      <w:r>
+        <w:rPr>
+          <w:rStyle w:val="NormalTok"/>
+        </w:rPr>
+        <w:t xml:space="preserve"> pr view 4 </w:t>
+      </w:r>
+      <w:r>
+        <w:rPr>
+          <w:rStyle w:val="AttributeTok"/>
+        </w:rPr>
+        <w:t xml:space="preserve">--comments</w:t>
+      </w:r>
+    </w:p>
+    <w:p>
+      <w:pPr>
+        <w:pStyle w:val="FirstParagraph"/>
+      </w:pPr>
+      <w:r>
+        <w:t xml:space="preserve">On the pull request page, scroll to the comments. Three, one per environment, each starting with</w:t>
+      </w:r>
+      <w:r>
+        <w:t xml:space="preserve"> </w:t>
+      </w:r>
+      <w:r>
+        <w:t xml:space="preserve">the environment name and the counts.</w:t>
       </w:r>
     </w:p>
     <w:bookmarkEnd w:id="21"/>
@@ -5782,7 +8175,7 @@
         <w:pStyle w:val="Compact"/>
         <w:numPr>
           <w:ilvl w:val="0"/>
-          <w:numId w:val="1004"/>
+          <w:numId w:val="1007"/>
         </w:numPr>
       </w:pPr>
       <w:r>
@@ -5810,7 +8203,7 @@
         <w:pStyle w:val="Compact"/>
         <w:numPr>
           <w:ilvl w:val="0"/>
-          <w:numId w:val="1004"/>
+          <w:numId w:val="1007"/>
         </w:numPr>
       </w:pPr>
       <w:r>
@@ -5838,7 +8231,7 @@
         <w:pStyle w:val="Compact"/>
         <w:numPr>
           <w:ilvl w:val="0"/>
-          <w:numId w:val="1004"/>
+          <w:numId w:val="1007"/>
         </w:numPr>
       </w:pPr>
       <w:r>
@@ -5866,7 +8259,7 @@
         <w:pStyle w:val="Compact"/>
         <w:numPr>
           <w:ilvl w:val="0"/>
-          <w:numId w:val="1004"/>
+          <w:numId w:val="1007"/>
         </w:numPr>
       </w:pPr>
       <w:r>
@@ -5888,7 +8281,7 @@
         <w:pStyle w:val="Compact"/>
         <w:numPr>
           <w:ilvl w:val="0"/>
-          <w:numId w:val="1004"/>
+          <w:numId w:val="1007"/>
         </w:numPr>
       </w:pPr>
       <w:r>
@@ -7931,7 +10324,7 @@
         <w:pStyle w:val="Compact"/>
         <w:numPr>
           <w:ilvl w:val="0"/>
-          <w:numId w:val="1005"/>
+          <w:numId w:val="1008"/>
         </w:numPr>
       </w:pPr>
       <w:r>
@@ -7959,7 +10352,7 @@
         <w:pStyle w:val="Compact"/>
         <w:numPr>
           <w:ilvl w:val="0"/>
-          <w:numId w:val="1005"/>
+          <w:numId w:val="1008"/>
         </w:numPr>
       </w:pPr>
       <w:r>
@@ -7999,7 +10392,7 @@
         <w:pStyle w:val="Compact"/>
         <w:numPr>
           <w:ilvl w:val="0"/>
-          <w:numId w:val="1005"/>
+          <w:numId w:val="1008"/>
         </w:numPr>
       </w:pPr>
       <w:r>
@@ -8036,7 +10429,7 @@
         <w:pStyle w:val="Compact"/>
         <w:numPr>
           <w:ilvl w:val="0"/>
-          <w:numId w:val="1005"/>
+          <w:numId w:val="1008"/>
         </w:numPr>
       </w:pPr>
       <w:r>
@@ -16351,6 +18744,42 @@
     </w:lvlOverride>
   </w:num>
   <w:num w:numId="1005">
+    <w:abstractNumId w:val="991"/>
+  </w:num>
+  <w:num w:numId="1006">
+    <w:abstractNumId w:val="991"/>
+  </w:num>
+  <w:num w:numId="1007">
+    <w:abstractNumId w:val="99411"/>
+    <w:lvlOverride w:ilvl="0">
+      <w:startOverride w:val="1"/>
+    </w:lvlOverride>
+    <w:lvlOverride w:ilvl="1">
+      <w:startOverride w:val="1"/>
+    </w:lvlOverride>
+    <w:lvlOverride w:ilvl="2">
+      <w:startOverride w:val="1"/>
+    </w:lvlOverride>
+    <w:lvlOverride w:ilvl="3">
+      <w:startOverride w:val="1"/>
+    </w:lvlOverride>
+    <w:lvlOverride w:ilvl="4">
+      <w:startOverride w:val="1"/>
+    </w:lvlOverride>
+    <w:lvlOverride w:ilvl="5">
+      <w:startOverride w:val="1"/>
+    </w:lvlOverride>
+    <w:lvlOverride w:ilvl="6">
+      <w:startOverride w:val="1"/>
+    </w:lvlOverride>
+    <w:lvlOverride w:ilvl="7">
+      <w:startOverride w:val="1"/>
+    </w:lvlOverride>
+    <w:lvlOverride w:ilvl="8">
+      <w:startOverride w:val="1"/>
+    </w:lvlOverride>
+  </w:num>
+  <w:num w:numId="1008">
     <w:abstractNumId w:val="99411"/>
     <w:lvlOverride w:ilvl="0">
       <w:startOverride w:val="1"/>

--- a/docs/word/2-FOR-THE-PANEL.docx
+++ b/docs/word/2-FOR-THE-PANEL.docx
@@ -185,7 +185,7 @@
         <w:rPr>
           <w:rStyle w:val="VerbatimChar"/>
         </w:rPr>
-        <w:t xml:space="preserve">        I clone the repository</w:t>
+        <w:t xml:space="preserve">        1.  clone the repository</w:t>
       </w:r>
       <w:r>
         <w:br/>
@@ -203,7 +203,7 @@
         <w:rPr>
           <w:rStyle w:val="VerbatimChar"/>
         </w:rPr>
-        <w:t xml:space="preserve">        I make a branch</w:t>
+        <w:t xml:space="preserve">        2.  make a branch</w:t>
       </w:r>
       <w:r>
         <w:br/>
@@ -221,7 +221,7 @@
         <w:rPr>
           <w:rStyle w:val="VerbatimChar"/>
         </w:rPr>
-        <w:t xml:space="preserve">        I change one number</w:t>
+        <w:t xml:space="preserve">        3.  change one number</w:t>
       </w:r>
       <w:r>
         <w:br/>
@@ -239,7 +239,7 @@
         <w:rPr>
           <w:rStyle w:val="VerbatimChar"/>
         </w:rPr>
-        <w:t xml:space="preserve">        I commit  ------------&gt; a hook checks for passwords first</w:t>
+        <w:t xml:space="preserve">        4.  commit  ------------&gt; a hook checks for passwords first</w:t>
       </w:r>
       <w:r>
         <w:br/>
@@ -257,7 +257,7 @@
         <w:rPr>
           <w:rStyle w:val="VerbatimChar"/>
         </w:rPr>
-        <w:t xml:space="preserve">        I push</w:t>
+        <w:t xml:space="preserve">        5.  push</w:t>
       </w:r>
       <w:r>
         <w:br/>
@@ -275,7 +275,7 @@
         <w:rPr>
           <w:rStyle w:val="VerbatimChar"/>
         </w:rPr>
-        <w:t xml:space="preserve">        I open a pull request</w:t>
+        <w:t xml:space="preserve">        6.  open a pull request</w:t>
       </w:r>
       <w:r>
         <w:br/>
@@ -311,7 +311,7 @@
         <w:rPr>
           <w:rStyle w:val="VerbatimChar"/>
         </w:rPr>
-        <w:t xml:space="preserve"> gitleaks     Checkov      ai_triage.py</w:t>
+        <w:t xml:space="preserve"> 7. gitleaks  8. Checkov   9. ai_triage.py</w:t>
       </w:r>
       <w:r>
         <w:br/>
@@ -374,7 +374,7 @@
         <w:rPr>
           <w:rStyle w:val="VerbatimChar"/>
         </w:rPr>
-        <w:t xml:space="preserve">        anything blocking?  ---- yes ----&gt; STOPPED. fix it.</w:t>
+        <w:t xml:space="preserve">        10. anything blocking?  ---- yes ----&gt; STOPPED. fix it.</w:t>
       </w:r>
       <w:r>
         <w:br/>
@@ -410,7 +410,7 @@
         <w:rPr>
           <w:rStyle w:val="VerbatimChar"/>
         </w:rPr>
-        <w:t xml:space="preserve">        somebody approves it</w:t>
+        <w:t xml:space="preserve">        11. somebody approves it</w:t>
       </w:r>
       <w:r>
         <w:br/>
@@ -428,7 +428,7 @@
         <w:rPr>
           <w:rStyle w:val="VerbatimChar"/>
         </w:rPr>
-        <w:t xml:space="preserve">        I merge to main</w:t>
+        <w:t xml:space="preserve">        12. merge to main</w:t>
       </w:r>
       <w:r>
         <w:br/>
@@ -464,7 +464,7 @@
         <w:rPr>
           <w:rStyle w:val="VerbatimChar"/>
         </w:rPr>
-        <w:t xml:space="preserve">  DEV          STAGE         PROD</w:t>
+        <w:t xml:space="preserve"> 13. DEV      14. STAGE     15. PROD</w:t>
       </w:r>
       <w:r>
         <w:br/>
@@ -527,7 +527,7 @@
         <w:rPr>
           <w:rStyle w:val="VerbatimChar"/>
         </w:rPr>
-        <w:t xml:space="preserve">        policy_check.py checks the plan</w:t>
+        <w:t xml:space="preserve">        16. policy_check.py checks the plan</w:t>
       </w:r>
       <w:r>
         <w:br/>
@@ -536,7 +536,7 @@
         <w:rPr>
           <w:rStyle w:val="VerbatimChar"/>
         </w:rPr>
-        <w:t xml:space="preserve">        (unprivileged, boot, delete protection)</w:t>
+        <w:t xml:space="preserve">            (unprivileged, boot, delete protection)</w:t>
       </w:r>
       <w:r>
         <w:br/>
@@ -554,7 +554,7 @@
         <w:rPr>
           <w:rStyle w:val="VerbatimChar"/>
         </w:rPr>
-        <w:t xml:space="preserve">        terraform builds the server</w:t>
+        <w:t xml:space="preserve">        17. terraform builds the server</w:t>
       </w:r>
       <w:r>
         <w:br/>
@@ -572,7 +572,7 @@
         <w:rPr>
           <w:rStyle w:val="VerbatimChar"/>
         </w:rPr>
-        <w:t xml:space="preserve">        the deploy step installs</w:t>
+        <w:t xml:space="preserve">        18. the deploy step installs</w:t>
       </w:r>
       <w:r>
         <w:br/>
@@ -581,7 +581,7 @@
         <w:rPr>
           <w:rStyle w:val="VerbatimChar"/>
         </w:rPr>
-        <w:t xml:space="preserve">        the application on it</w:t>
+        <w:t xml:space="preserve">            the application on it</w:t>
       </w:r>
       <w:r>
         <w:br/>
@@ -599,7 +599,7 @@
         <w:rPr>
           <w:rStyle w:val="VerbatimChar"/>
         </w:rPr>
-        <w:t xml:space="preserve">        the new server answers</w:t>
+        <w:t xml:space="preserve">        19. the new server answers</w:t>
       </w:r>
     </w:p>
     <w:p>
@@ -610,7 +610,7 @@
       </w:r>
     </w:p>
     <w:bookmarkEnd w:id="13"/>
-    <w:bookmarkStart w:id="31" w:name="step-by-step"/>
+    <w:bookmarkStart w:id="33" w:name="step-by-step"/>
     <w:p>
       <w:pPr>
         <w:pStyle w:val="Heading1"/>
@@ -812,13 +812,13 @@
       </w:r>
     </w:p>
     <w:bookmarkEnd w:id="17"/>
-    <w:bookmarkStart w:id="18" w:name="Xb2239dd620267bd138a5d8bd184611edcb2dcbf"/>
+    <w:bookmarkStart w:id="18" w:name="X5083c27b1ea7a0b78fe8dbe99c102005e16b3e3"/>
     <w:p>
       <w:pPr>
         <w:pStyle w:val="Heading2"/>
       </w:pPr>
       <w:r>
-        <w:t xml:space="preserve">5. Push and open a pull request</w:t>
+        <w:t xml:space="preserve">5. Push</w:t>
       </w:r>
     </w:p>
     <w:p>
@@ -849,9 +849,29 @@
         </w:rPr>
         <w:t xml:space="preserve"> origin demo/TM-118-third-production-server</w:t>
       </w:r>
-      <w:r>
-        <w:br/>
-      </w:r>
+    </w:p>
+    <w:p>
+      <w:pPr>
+        <w:pStyle w:val="FirstParagraph"/>
+      </w:pPr>
+      <w:r>
+        <w:t xml:space="preserve">The branch now exists on GitHub. Nothing has run yet.</w:t>
+      </w:r>
+    </w:p>
+    <w:bookmarkEnd w:id="18"/>
+    <w:bookmarkStart w:id="19" w:name="X77f8570b148622fb94d7ddbc9bd19228383b675"/>
+    <w:p>
+      <w:pPr>
+        <w:pStyle w:val="Heading2"/>
+      </w:pPr>
+      <w:r>
+        <w:t xml:space="preserve">6. Open a pull request</w:t>
+      </w:r>
+    </w:p>
+    <w:p>
+      <w:pPr>
+        <w:pStyle w:val="SourceCode"/>
+      </w:pPr>
       <w:r>
         <w:rPr>
           <w:rStyle w:val="ExtensionTok"/>
@@ -885,14 +905,14 @@
         <w:t xml:space="preserve">This is what starts the pipeline.</w:t>
       </w:r>
     </w:p>
-    <w:bookmarkEnd w:id="18"/>
-    <w:bookmarkStart w:id="19" w:name="X3a1c53592068a8bca0b25861d1658b2c0524c14"/>
+    <w:bookmarkEnd w:id="19"/>
+    <w:bookmarkStart w:id="20" w:name="X0325ce6625a9f5984e5494c75d0113366fffcb3"/>
     <w:p>
       <w:pPr>
         <w:pStyle w:val="Heading2"/>
       </w:pPr>
       <w:r>
-        <w:t xml:space="preserve">6. The pipeline looks for passwords</w:t>
+        <w:t xml:space="preserve">7. The pipeline looks for passwords</w:t>
       </w:r>
     </w:p>
     <w:p>
@@ -1755,14 +1775,14 @@
         <w:t xml:space="preserve">.</w:t>
       </w:r>
     </w:p>
-    <w:bookmarkEnd w:id="19"/>
-    <w:bookmarkStart w:id="20" w:name="X434040f7587c8915e8b2a378ffef8faf8ae425e"/>
+    <w:bookmarkEnd w:id="20"/>
+    <w:bookmarkStart w:id="21" w:name="Xdada2d986679f6414e3faa04488df2400328f81"/>
     <w:p>
       <w:pPr>
         <w:pStyle w:val="Heading2"/>
       </w:pPr>
       <w:r>
-        <w:t xml:space="preserve">7. The pipeline checks the infrastructure code</w:t>
+        <w:t xml:space="preserve">8. The pipeline checks the infrastructure code</w:t>
       </w:r>
     </w:p>
     <w:p>
@@ -2854,14 +2874,14 @@
         <w:t xml:space="preserve">, and note the three categories.</w:t>
       </w:r>
     </w:p>
-    <w:bookmarkEnd w:id="20"/>
-    <w:bookmarkStart w:id="21" w:name="X246aa44bdd108e968a2db65af2bd4bc28f121de"/>
+    <w:bookmarkEnd w:id="21"/>
+    <w:bookmarkStart w:id="22" w:name="Xacf0b8ac54a6182a26fc1317c1a9dbb0b844d94"/>
     <w:p>
       <w:pPr>
         <w:pStyle w:val="Heading2"/>
       </w:pPr>
       <w:r>
-        <w:t xml:space="preserve">8. The pipeline writes a comment</w:t>
+        <w:t xml:space="preserve">9. The pipeline writes a comment</w:t>
       </w:r>
     </w:p>
     <w:p>
@@ -3557,14 +3577,14 @@
         <w:t xml:space="preserve">the environment name and the counts.</w:t>
       </w:r>
     </w:p>
-    <w:bookmarkEnd w:id="21"/>
-    <w:bookmarkStart w:id="22" w:name="X3720997c5b8ec3e4156ea428620a7a1831c3400"/>
+    <w:bookmarkEnd w:id="22"/>
+    <w:bookmarkStart w:id="23" w:name="Xa8023e9ab17e7369996fe7647413f1c892c9e34"/>
     <w:p>
       <w:pPr>
         <w:pStyle w:val="Heading2"/>
       </w:pPr>
       <w:r>
-        <w:t xml:space="preserve">9. The pull request is blocked</w:t>
+        <w:t xml:space="preserve">10. The pull request is blocked</w:t>
       </w:r>
     </w:p>
     <w:p>
@@ -3586,14 +3606,14 @@
         <w:t xml:space="preserve">BLOCKED - Review required</w:t>
       </w:r>
     </w:p>
-    <w:bookmarkEnd w:id="22"/>
-    <w:bookmarkStart w:id="23" w:name="X6895eeed2cfab68898ac5433a60c020075d2d73"/>
+    <w:bookmarkEnd w:id="23"/>
+    <w:bookmarkStart w:id="24" w:name="X35c389a0b18186b8c45f50d4f18a32e539eef46"/>
     <w:p>
       <w:pPr>
         <w:pStyle w:val="Heading2"/>
       </w:pPr>
       <w:r>
-        <w:t xml:space="preserve">10. Somebody approves it</w:t>
+        <w:t xml:space="preserve">11. Somebody approves it</w:t>
       </w:r>
     </w:p>
     <w:p>
@@ -3623,14 +3643,14 @@
         <w:t xml:space="preserve">Someone else has to look at it.</w:t>
       </w:r>
     </w:p>
-    <w:bookmarkEnd w:id="23"/>
-    <w:bookmarkStart w:id="24" w:name="X226b816a87dd0805d041af72f0f14b500bb1afe"/>
+    <w:bookmarkEnd w:id="24"/>
+    <w:bookmarkStart w:id="25" w:name="Xfa0b19af1e0e73087b1b787aba0b365b8ec2876"/>
     <w:p>
       <w:pPr>
         <w:pStyle w:val="Heading2"/>
       </w:pPr>
       <w:r>
-        <w:t xml:space="preserve">11. I merge</w:t>
+        <w:t xml:space="preserve">12. I merge</w:t>
       </w:r>
     </w:p>
     <w:p>
@@ -3641,14 +3661,14 @@
         <w:t xml:space="preserve">Merging is what allows a deployment. Nothing deploys before this.</w:t>
       </w:r>
     </w:p>
-    <w:bookmarkEnd w:id="24"/>
-    <w:bookmarkStart w:id="25" w:name="X98c1f673b1b1fdedeb130f4df412ffb19dc84de"/>
+    <w:bookmarkEnd w:id="25"/>
+    <w:bookmarkStart w:id="26" w:name="Xab5e7c038e0afeaa786954d1410ba65bf783007"/>
     <w:p>
       <w:pPr>
         <w:pStyle w:val="Heading2"/>
       </w:pPr>
       <w:r>
-        <w:t xml:space="preserve">12. Development deploys by itself</w:t>
+        <w:t xml:space="preserve">13. Development deploys by itself</w:t>
       </w:r>
     </w:p>
     <w:p>
@@ -3659,14 +3679,14 @@
         <w:t xml:space="preserve">No approval needed. It goes.</w:t>
       </w:r>
     </w:p>
-    <w:bookmarkEnd w:id="25"/>
-    <w:bookmarkStart w:id="26" w:name="Xd8b3bd1abf749d0d56e004598ae65d2ddb608e3"/>
+    <w:bookmarkEnd w:id="26"/>
+    <w:bookmarkStart w:id="27" w:name="Xbc13ac0d25d8f25c64205b3fbd1aab676c5ebe2"/>
     <w:p>
       <w:pPr>
         <w:pStyle w:val="Heading2"/>
       </w:pPr>
       <w:r>
-        <w:t xml:space="preserve">13. Staging waits</w:t>
+        <w:t xml:space="preserve">14. Staging waits</w:t>
       </w:r>
     </w:p>
     <w:p>
@@ -3690,14 +3710,14 @@
         <w:t xml:space="preserve">. Someone clicks approve.</w:t>
       </w:r>
     </w:p>
-    <w:bookmarkEnd w:id="26"/>
-    <w:bookmarkStart w:id="27" w:name="Xdafd0edb9bc90978a3cc8233c4853dcdced9018"/>
+    <w:bookmarkEnd w:id="27"/>
+    <w:bookmarkStart w:id="28" w:name="Xd61c7592e84a531008a5521af2a1b42da24897c"/>
     <w:p>
       <w:pPr>
         <w:pStyle w:val="Heading2"/>
       </w:pPr>
       <w:r>
-        <w:t xml:space="preserve">14. Production waits</w:t>
+        <w:t xml:space="preserve">15. Production waits</w:t>
       </w:r>
     </w:p>
     <w:p>
@@ -3708,14 +3728,14 @@
         <w:t xml:space="preserve">Same again. Someone clicks approve.</w:t>
       </w:r>
     </w:p>
-    <w:bookmarkEnd w:id="27"/>
-    <w:bookmarkStart w:id="28" w:name="X6a5cddc51b9f0fd214ecc1b2331acc2483af470"/>
+    <w:bookmarkEnd w:id="28"/>
+    <w:bookmarkStart w:id="29" w:name="X6fea68f5ccffa95f7dea3a1e4140334bbd6a2e7"/>
     <w:p>
       <w:pPr>
         <w:pStyle w:val="Heading2"/>
       </w:pPr>
       <w:r>
-        <w:t xml:space="preserve">15. Terraform builds a new server</w:t>
+        <w:t xml:space="preserve">16. The plan is checked before anything is built</w:t>
       </w:r>
     </w:p>
     <w:p>
@@ -3723,153 +3743,203 @@
         <w:pStyle w:val="FirstParagraph"/>
       </w:pPr>
       <w:r>
-        <w:t xml:space="preserve">The file said two production servers. It now says three. Terraform works out that one is missing and</w:t>
-      </w:r>
-      <w:r>
-        <w:t xml:space="preserve"> </w:t>
-      </w:r>
-      <w:r>
-        <w:t xml:space="preserve">creates it.</w:t>
-      </w:r>
-    </w:p>
-    <w:p>
-      <w:pPr>
-        <w:pStyle w:val="SourceCode"/>
-      </w:pPr>
+        <w:t xml:space="preserve">Checkov has no rules for Proxmox, so the deploy job runs its own check,</w:t>
+      </w:r>
+      <w:r>
+        <w:t xml:space="preserve"> </w:t>
+      </w:r>
       <w:r>
         <w:rPr>
           <w:rStyle w:val="VerbatimChar"/>
         </w:rPr>
-        <w:t xml:space="preserve">proxmox_virtual_environment_container.app[2]: Creation complete</w:t>
-      </w:r>
-    </w:p>
-    <w:p>
-      <w:pPr>
-        <w:pStyle w:val="FirstParagraph"/>
-      </w:pPr>
-      <w:r>
-        <w:t xml:space="preserve">That machine is empty. Terraform talks to the Proxmox API to build machines. It never logs into</w:t>
-      </w:r>
-      <w:r>
-        <w:t xml:space="preserve"> </w:t>
-      </w:r>
-      <w:r>
-        <w:t xml:space="preserve">them.</w:t>
-      </w:r>
-    </w:p>
-    <w:bookmarkEnd w:id="28"/>
-    <w:bookmarkStart w:id="29" w:name="X9595343c81c3eea2f3d4fbbadcee1afb7eb1797"/>
-    <w:p>
-      <w:pPr>
-        <w:pStyle w:val="Heading2"/>
-      </w:pPr>
-      <w:r>
-        <w:t xml:space="preserve">16. The deploy step installs the application</w:t>
-      </w:r>
-    </w:p>
-    <w:p>
-      <w:pPr>
-        <w:pStyle w:val="SourceCode"/>
-      </w:pPr>
-      <w:r>
-        <w:rPr>
-          <w:rStyle w:val="ExtensionTok"/>
-        </w:rPr>
-        <w:t xml:space="preserve">/root/install-app.sh</w:t>
-      </w:r>
-      <w:r>
-        <w:rPr>
-          <w:rStyle w:val="NormalTok"/>
-        </w:rPr>
-        <w:t xml:space="preserve"> prod</w:t>
-      </w:r>
-    </w:p>
-    <w:p>
-      <w:pPr>
-        <w:pStyle w:val="SourceCode"/>
-      </w:pPr>
-      <w:r>
-        <w:rPr>
-          <w:rStyle w:val="VerbatimChar"/>
-        </w:rPr>
-        <w:t xml:space="preserve">environment=prod  version=1.1.0  containers=3</w:t>
-      </w:r>
-      <w:r>
-        <w:br/>
-      </w:r>
-      <w:r>
-        <w:rPr>
-          <w:rStyle w:val="VerbatimChar"/>
-        </w:rPr>
-        <w:t xml:space="preserve">  app-prod-1 (321)  already serving 1.1.0  - skipped</w:t>
-      </w:r>
-      <w:r>
-        <w:br/>
-      </w:r>
-      <w:r>
-        <w:rPr>
-          <w:rStyle w:val="VerbatimChar"/>
-        </w:rPr>
-        <w:t xml:space="preserve">  app-prod-2 (322)  already serving 1.1.0  - skipped</w:t>
-      </w:r>
-      <w:r>
-        <w:br/>
-      </w:r>
-      <w:r>
-        <w:rPr>
-          <w:rStyle w:val="VerbatimChar"/>
-        </w:rPr>
-        <w:t xml:space="preserve">  app-prod-3 (323)  installing 1.1.0 ...</w:t>
-      </w:r>
-      <w:r>
-        <w:br/>
-      </w:r>
-      <w:r>
-        <w:rPr>
-          <w:rStyle w:val="VerbatimChar"/>
-        </w:rPr>
-        <w:t xml:space="preserve">    app-prod-3 serving {"version": "1.1.0"}</w:t>
-      </w:r>
-      <w:r>
-        <w:br/>
-      </w:r>
-      <w:r>
-        <w:rPr>
-          <w:rStyle w:val="VerbatimChar"/>
-        </w:rPr>
-        <w:t xml:space="preserve">done</w:t>
-      </w:r>
-    </w:p>
-    <w:p>
-      <w:pPr>
-        <w:pStyle w:val="FirstParagraph"/>
-      </w:pPr>
-      <w:r>
-        <w:t xml:space="preserve">Two things worth noticing.</w:t>
-      </w:r>
-    </w:p>
-    <w:p>
-      <w:pPr>
-        <w:pStyle w:val="BodyText"/>
-      </w:pPr>
+        <w:t xml:space="preserve">scripts/policy_check.py</w:t>
+      </w:r>
+      <w:r>
+        <w:t xml:space="preserve">,</w:t>
+      </w:r>
+      <w:r>
+        <w:t xml:space="preserve"> </w:t>
+      </w:r>
+      <w:r>
+        <w:t xml:space="preserve">against the Terraform</w:t>
+      </w:r>
+      <w:r>
+        <w:t xml:space="preserve"> </w:t>
+      </w:r>
       <w:r>
         <w:rPr>
           <w:b/>
           <w:bCs/>
         </w:rPr>
-        <w:t xml:space="preserve">It skipped the servers that were already working.</w:t>
-      </w:r>
-      <w:r>
-        <w:t xml:space="preserve"> </w:t>
-      </w:r>
-      <w:r>
-        <w:t xml:space="preserve">It asks each one what it is serving before it</w:t>
-      </w:r>
-      <w:r>
-        <w:t xml:space="preserve"> </w:t>
-      </w:r>
-      <w:r>
-        <w:t xml:space="preserve">touches anything, so running it twice changes nothing.</w:t>
+        <w:t xml:space="preserve">plan</w:t>
+      </w:r>
+      <w:r>
+        <w:t xml:space="preserve"> </w:t>
+      </w:r>
+      <w:r>
+        <w:t xml:space="preserve">- what will actually be created, with every variable resolved.</w:t>
+      </w:r>
+    </w:p>
+    <w:p>
+      <w:pPr>
+        <w:pStyle w:val="BodyText"/>
+      </w:pPr>
+      <w:r>
+        <w:t xml:space="preserve">Three rules. Unprivileged. Restarts after a reboot. Cannot be deleted by accident. Production must</w:t>
+      </w:r>
+      <w:r>
+        <w:t xml:space="preserve"> </w:t>
+      </w:r>
+      <w:r>
+        <w:t xml:space="preserve">pass all three; development is allowed to skip the last two.</w:t>
+      </w:r>
+    </w:p>
+    <w:p>
+      <w:pPr>
+        <w:pStyle w:val="BodyText"/>
+      </w:pPr>
+      <w:r>
+        <w:t xml:space="preserve">If it fails, nothing is built.</w:t>
+      </w:r>
+    </w:p>
+    <w:bookmarkEnd w:id="29"/>
+    <w:bookmarkStart w:id="30" w:name="Xadb658f8bd148e9f82f60d0a0dd225dc5fae0be"/>
+    <w:p>
+      <w:pPr>
+        <w:pStyle w:val="Heading2"/>
+      </w:pPr>
+      <w:r>
+        <w:t xml:space="preserve">17. Terraform builds a new server</w:t>
+      </w:r>
+    </w:p>
+    <w:p>
+      <w:pPr>
+        <w:pStyle w:val="FirstParagraph"/>
+      </w:pPr>
+      <w:r>
+        <w:t xml:space="preserve">The file said two production servers. It now says three. Terraform works out that one is missing and</w:t>
+      </w:r>
+      <w:r>
+        <w:t xml:space="preserve"> </w:t>
+      </w:r>
+      <w:r>
+        <w:t xml:space="preserve">creates it.</w:t>
+      </w:r>
+    </w:p>
+    <w:p>
+      <w:pPr>
+        <w:pStyle w:val="SourceCode"/>
+      </w:pPr>
+      <w:r>
+        <w:rPr>
+          <w:rStyle w:val="VerbatimChar"/>
+        </w:rPr>
+        <w:t xml:space="preserve">proxmox_virtual_environment_container.app[2]: Creation complete</w:t>
+      </w:r>
+    </w:p>
+    <w:p>
+      <w:pPr>
+        <w:pStyle w:val="FirstParagraph"/>
+      </w:pPr>
+      <w:r>
+        <w:t xml:space="preserve">That machine is empty. Terraform talks to the Proxmox API to build machines. It never logs into</w:t>
+      </w:r>
+      <w:r>
+        <w:t xml:space="preserve"> </w:t>
+      </w:r>
+      <w:r>
+        <w:t xml:space="preserve">them.</w:t>
+      </w:r>
+    </w:p>
+    <w:bookmarkEnd w:id="30"/>
+    <w:bookmarkStart w:id="31" w:name="Xa2df3e38868610a2b23b36cf92b8ec26ad42fc4"/>
+    <w:p>
+      <w:pPr>
+        <w:pStyle w:val="Heading2"/>
+      </w:pPr>
+      <w:r>
+        <w:t xml:space="preserve">18. The deploy step installs the application</w:t>
+      </w:r>
+    </w:p>
+    <w:p>
+      <w:pPr>
+        <w:pStyle w:val="SourceCode"/>
+      </w:pPr>
+      <w:r>
+        <w:rPr>
+          <w:rStyle w:val="ExtensionTok"/>
+        </w:rPr>
+        <w:t xml:space="preserve">/root/install-app.sh</w:t>
+      </w:r>
+      <w:r>
+        <w:rPr>
+          <w:rStyle w:val="NormalTok"/>
+        </w:rPr>
+        <w:t xml:space="preserve"> prod</w:t>
+      </w:r>
+    </w:p>
+    <w:p>
+      <w:pPr>
+        <w:pStyle w:val="SourceCode"/>
+      </w:pPr>
+      <w:r>
+        <w:rPr>
+          <w:rStyle w:val="VerbatimChar"/>
+        </w:rPr>
+        <w:t xml:space="preserve">environment=prod  version=1.1.0  containers=3</w:t>
+      </w:r>
+      <w:r>
+        <w:br/>
+      </w:r>
+      <w:r>
+        <w:rPr>
+          <w:rStyle w:val="VerbatimChar"/>
+        </w:rPr>
+        <w:t xml:space="preserve">  app-prod-1 (321)  already serving 1.1.0  - skipped</w:t>
+      </w:r>
+      <w:r>
+        <w:br/>
+      </w:r>
+      <w:r>
+        <w:rPr>
+          <w:rStyle w:val="VerbatimChar"/>
+        </w:rPr>
+        <w:t xml:space="preserve">  app-prod-2 (322)  already serving 1.1.0  - skipped</w:t>
+      </w:r>
+      <w:r>
+        <w:br/>
+      </w:r>
+      <w:r>
+        <w:rPr>
+          <w:rStyle w:val="VerbatimChar"/>
+        </w:rPr>
+        <w:t xml:space="preserve">  app-prod-3 (323)  installing 1.1.0 ...</w:t>
+      </w:r>
+      <w:r>
+        <w:br/>
+      </w:r>
+      <w:r>
+        <w:rPr>
+          <w:rStyle w:val="VerbatimChar"/>
+        </w:rPr>
+        <w:t xml:space="preserve">    app-prod-3 serving {"version": "1.1.0"}</w:t>
+      </w:r>
+      <w:r>
+        <w:br/>
+      </w:r>
+      <w:r>
+        <w:rPr>
+          <w:rStyle w:val="VerbatimChar"/>
+        </w:rPr>
+        <w:t xml:space="preserve">done</w:t>
+      </w:r>
+    </w:p>
+    <w:p>
+      <w:pPr>
+        <w:pStyle w:val="FirstParagraph"/>
+      </w:pPr>
+      <w:r>
+        <w:t xml:space="preserve">Two things worth noticing.</w:t>
       </w:r>
     </w:p>
     <w:p>
@@ -3881,6 +3951,30 @@
           <w:b/>
           <w:bCs/>
         </w:rPr>
+        <w:t xml:space="preserve">It skipped the servers that were already working.</w:t>
+      </w:r>
+      <w:r>
+        <w:t xml:space="preserve"> </w:t>
+      </w:r>
+      <w:r>
+        <w:t xml:space="preserve">It asks each one what it is serving before it</w:t>
+      </w:r>
+      <w:r>
+        <w:t xml:space="preserve"> </w:t>
+      </w:r>
+      <w:r>
+        <w:t xml:space="preserve">touches anything, so running it twice changes nothing.</w:t>
+      </w:r>
+    </w:p>
+    <w:p>
+      <w:pPr>
+        <w:pStyle w:val="BodyText"/>
+      </w:pPr>
+      <w:r>
+        <w:rPr>
+          <w:b/>
+          <w:bCs/>
+        </w:rPr>
         <w:t xml:space="preserve">It waits for the health check.</w:t>
       </w:r>
       <w:r>
@@ -3974,14 +4068,14 @@
         <w:t xml:space="preserve">is a symlink move and not a redeploy.</w:t>
       </w:r>
     </w:p>
-    <w:bookmarkEnd w:id="29"/>
-    <w:bookmarkStart w:id="30" w:name="X563e576249d538165f6cbf9ad1f2af3ec21d786"/>
+    <w:bookmarkEnd w:id="31"/>
+    <w:bookmarkStart w:id="32" w:name="X8e40f9fdb292dc775cee4ce791a016fffe969c6"/>
     <w:p>
       <w:pPr>
         <w:pStyle w:val="Heading2"/>
       </w:pPr>
       <w:r>
-        <w:t xml:space="preserve">17. The new server answers</w:t>
+        <w:t xml:space="preserve">19. The new server answers</w:t>
       </w:r>
     </w:p>
     <w:p>
@@ -4186,9 +4280,9 @@
         </w:pict>
       </w:r>
     </w:p>
-    <w:bookmarkEnd w:id="30"/>
-    <w:bookmarkEnd w:id="31"/>
-    <w:bookmarkStart w:id="32" w:name="the-tools-in-one-line-each"/>
+    <w:bookmarkEnd w:id="32"/>
+    <w:bookmarkEnd w:id="33"/>
+    <w:bookmarkStart w:id="34" w:name="the-tools-in-one-line-each"/>
     <w:p>
       <w:pPr>
         <w:pStyle w:val="Heading1"/>
@@ -4356,8 +4450,8 @@
         </w:pict>
       </w:r>
     </w:p>
-    <w:bookmarkEnd w:id="32"/>
-    <w:bookmarkStart w:id="43" w:name="the-four-machines-that-are-the-pipeline"/>
+    <w:bookmarkEnd w:id="34"/>
+    <w:bookmarkStart w:id="45" w:name="the-four-machines-that-are-the-pipeline"/>
     <w:p>
       <w:pPr>
         <w:pStyle w:val="Heading1"/>
@@ -4459,7 +4553,7 @@
         <w:t xml:space="preserve">it runs.</w:t>
       </w:r>
     </w:p>
-    <w:bookmarkStart w:id="33" w:name="why-they-exist-at-all"/>
+    <w:bookmarkStart w:id="35" w:name="why-they-exist-at-all"/>
     <w:p>
       <w:pPr>
         <w:pStyle w:val="Heading2"/>
@@ -4540,8 +4634,8 @@
         <w:t xml:space="preserve">rule, no port forward, and no public address.</w:t>
       </w:r>
     </w:p>
-    <w:bookmarkEnd w:id="33"/>
-    <w:bookmarkStart w:id="34" w:name="how-a-job-finds-the-right-machine"/>
+    <w:bookmarkEnd w:id="35"/>
+    <w:bookmarkStart w:id="36" w:name="how-a-job-finds-the-right-machine"/>
     <w:p>
       <w:pPr>
         <w:pStyle w:val="Heading2"/>
@@ -4708,8 +4802,8 @@
         <w:t xml:space="preserve">That single line is the isolation boundary.</w:t>
       </w:r>
     </w:p>
-    <w:bookmarkEnd w:id="34"/>
-    <w:bookmarkStart w:id="35" w:name="Xce032e7bdd74e7f75f9f279870a0b084aed8585"/>
+    <w:bookmarkEnd w:id="36"/>
+    <w:bookmarkStart w:id="37" w:name="Xce032e7bdd74e7f75f9f279870a0b084aed8585"/>
     <w:p>
       <w:pPr>
         <w:pStyle w:val="Heading2"/>
@@ -4930,8 +5024,8 @@
         <w:t xml:space="preserve">applied to a job, not just to a user.</w:t>
       </w:r>
     </w:p>
-    <w:bookmarkEnd w:id="35"/>
-    <w:bookmarkStart w:id="36" w:name="X2d7fefc3a9227cfd2fc2d0d556bca1c636b9d69"/>
+    <w:bookmarkEnd w:id="37"/>
+    <w:bookmarkStart w:id="38" w:name="X2d7fefc3a9227cfd2fc2d0d556bca1c636b9d69"/>
     <w:p>
       <w:pPr>
         <w:pStyle w:val="Heading2"/>
@@ -5109,8 +5203,8 @@
         </w:tc>
       </w:tr>
     </w:tbl>
-    <w:bookmarkEnd w:id="36"/>
-    <w:bookmarkStart w:id="37" w:name="X0a431901545a32445980e74bfe0c6c373f6b4ce"/>
+    <w:bookmarkEnd w:id="38"/>
+    <w:bookmarkStart w:id="39" w:name="X0a431901545a32445980e74bfe0c6c373f6b4ce"/>
     <w:p>
       <w:pPr>
         <w:pStyle w:val="Heading2"/>
@@ -5288,8 +5382,8 @@
         </w:tc>
       </w:tr>
     </w:tbl>
-    <w:bookmarkEnd w:id="37"/>
-    <w:bookmarkStart w:id="38" w:name="X99ddad062f8f6246de8fca161e24798e3b7ac19"/>
+    <w:bookmarkEnd w:id="39"/>
+    <w:bookmarkStart w:id="40" w:name="X99ddad062f8f6246de8fca161e24798e3b7ac19"/>
     <w:p>
       <w:pPr>
         <w:pStyle w:val="Heading2"/>
@@ -5654,8 +5748,8 @@
         <w:t xml:space="preserve">address is checked before the password is.</w:t>
       </w:r>
     </w:p>
-    <w:bookmarkEnd w:id="38"/>
-    <w:bookmarkStart w:id="39" w:name="how-they-map-onto-the-workflow"/>
+    <w:bookmarkEnd w:id="40"/>
+    <w:bookmarkStart w:id="41" w:name="how-they-map-onto-the-workflow"/>
     <w:p>
       <w:pPr>
         <w:pStyle w:val="Heading2"/>
@@ -6098,8 +6192,8 @@
         </w:tc>
       </w:tr>
     </w:tbl>
-    <w:bookmarkEnd w:id="39"/>
-    <w:bookmarkStart w:id="40" w:name="why-three-runners-rather-than-one"/>
+    <w:bookmarkEnd w:id="41"/>
+    <w:bookmarkStart w:id="42" w:name="why-three-runners-rather-than-one"/>
     <w:p>
       <w:pPr>
         <w:pStyle w:val="Heading2"/>
@@ -6141,8 +6235,8 @@
         <w:t xml:space="preserve">rather than by writing a policy asking people not to do it.</w:t>
       </w:r>
     </w:p>
-    <w:bookmarkEnd w:id="40"/>
-    <w:bookmarkStart w:id="41" w:name="what-the-runners-deliberately-cannot-do"/>
+    <w:bookmarkEnd w:id="42"/>
+    <w:bookmarkStart w:id="43" w:name="what-the-runners-deliberately-cannot-do"/>
     <w:p>
       <w:pPr>
         <w:pStyle w:val="Heading2"/>
@@ -6254,8 +6348,8 @@
         <w:t xml:space="preserve">redeploying the application is not rebuilding a server.</w:t>
       </w:r>
     </w:p>
-    <w:bookmarkEnd w:id="41"/>
-    <w:bookmarkStart w:id="42" w:name="what-breaks-if-you-collapse-them"/>
+    <w:bookmarkEnd w:id="43"/>
+    <w:bookmarkStart w:id="44" w:name="what-breaks-if-you-collapse-them"/>
     <w:p>
       <w:pPr>
         <w:pStyle w:val="Heading2"/>
@@ -6443,9 +6537,9 @@
         </w:pict>
       </w:r>
     </w:p>
-    <w:bookmarkEnd w:id="42"/>
-    <w:bookmarkEnd w:id="43"/>
-    <w:bookmarkStart w:id="65" w:name="Xb2ad940bab32a8c4cd36033371e8a3d7f858977"/>
+    <w:bookmarkEnd w:id="44"/>
+    <w:bookmarkEnd w:id="45"/>
+    <w:bookmarkStart w:id="67" w:name="Xb2ad940bab32a8c4cd36033371e8a3d7f858977"/>
     <w:p>
       <w:pPr>
         <w:pStyle w:val="Heading1"/>
@@ -6468,7 +6562,7 @@
         <w:t xml:space="preserve">wants to read the configuration rather than take my word for it.</w:t>
       </w:r>
     </w:p>
-    <w:bookmarkStart w:id="47" w:name="the-workflow-file"/>
+    <w:bookmarkStart w:id="49" w:name="the-workflow-file"/>
     <w:p>
       <w:pPr>
         <w:pStyle w:val="Heading2"/>
@@ -6497,7 +6591,7 @@
         <w:t xml:space="preserve">. Three jobs.</w:t>
       </w:r>
     </w:p>
-    <w:bookmarkStart w:id="44" w:name="when-it-runs"/>
+    <w:bookmarkStart w:id="46" w:name="when-it-runs"/>
     <w:p>
       <w:pPr>
         <w:pStyle w:val="Heading3"/>
@@ -7258,8 +7352,8 @@
         </w:tc>
       </w:tr>
     </w:tbl>
-    <w:bookmarkEnd w:id="44"/>
-    <w:bookmarkStart w:id="45" w:name="two-settings-at-the-top-that-matter"/>
+    <w:bookmarkEnd w:id="46"/>
+    <w:bookmarkStart w:id="47" w:name="two-settings-at-the-top-that-matter"/>
     <w:p>
       <w:pPr>
         <w:pStyle w:val="Heading3"/>
@@ -7466,8 +7560,8 @@
         <w:t xml:space="preserve">Two applies from the same branch cannot race each other.</w:t>
       </w:r>
     </w:p>
-    <w:bookmarkEnd w:id="45"/>
-    <w:bookmarkStart w:id="46" w:name="where-each-tool-is-called"/>
+    <w:bookmarkEnd w:id="47"/>
+    <w:bookmarkStart w:id="48" w:name="where-each-tool-is-called"/>
     <w:p>
       <w:pPr>
         <w:pStyle w:val="Heading3"/>
@@ -8077,9 +8171,9 @@
         </w:pict>
       </w:r>
     </w:p>
-    <w:bookmarkEnd w:id="46"/>
-    <w:bookmarkEnd w:id="47"/>
-    <w:bookmarkStart w:id="54" w:name="gitleaks"/>
+    <w:bookmarkEnd w:id="48"/>
+    <w:bookmarkEnd w:id="49"/>
+    <w:bookmarkStart w:id="56" w:name="gitleaks"/>
     <w:p>
       <w:pPr>
         <w:pStyle w:val="Heading2"/>
@@ -8088,7 +8182,7 @@
         <w:t xml:space="preserve">gitleaks</w:t>
       </w:r>
     </w:p>
-    <w:bookmarkStart w:id="48" w:name="what-it-is"/>
+    <w:bookmarkStart w:id="50" w:name="what-it-is"/>
     <w:p>
       <w:pPr>
         <w:pStyle w:val="Heading3"/>
@@ -8117,8 +8211,8 @@
         <w:t xml:space="preserve">strings.</w:t>
       </w:r>
     </w:p>
-    <w:bookmarkEnd w:id="48"/>
-    <w:bookmarkStart w:id="49" w:name="what-problem-it-solves"/>
+    <w:bookmarkEnd w:id="50"/>
+    <w:bookmarkStart w:id="51" w:name="what-problem-it-solves"/>
     <w:p>
       <w:pPr>
         <w:pStyle w:val="Heading3"/>
@@ -8160,8 +8254,8 @@
         <w:t xml:space="preserve">why nothing else runs if it fails.</w:t>
       </w:r>
     </w:p>
-    <w:bookmarkEnd w:id="49"/>
-    <w:bookmarkStart w:id="50" w:name="how-it-works"/>
+    <w:bookmarkEnd w:id="51"/>
+    <w:bookmarkStart w:id="52" w:name="how-it-works"/>
     <w:p>
       <w:pPr>
         <w:pStyle w:val="Heading3"/>
@@ -8295,8 +8389,8 @@
         <w:t xml:space="preserve">, which GitHub renders in the Security tab as annotated findings.</w:t>
       </w:r>
     </w:p>
-    <w:bookmarkEnd w:id="50"/>
-    <w:bookmarkStart w:id="51" w:name="features-and-functions"/>
+    <w:bookmarkEnd w:id="52"/>
+    <w:bookmarkStart w:id="53" w:name="features-and-functions"/>
     <w:p>
       <w:pPr>
         <w:pStyle w:val="Heading3"/>
@@ -8568,8 +8662,8 @@
         </w:tc>
       </w:tr>
     </w:tbl>
-    <w:bookmarkEnd w:id="51"/>
-    <w:bookmarkStart w:id="52" w:name="how-it-is-configured"/>
+    <w:bookmarkEnd w:id="53"/>
+    <w:bookmarkStart w:id="54" w:name="how-it-is-configured"/>
     <w:p>
       <w:pPr>
         <w:pStyle w:val="Heading3"/>
@@ -9619,8 +9713,8 @@
         </w:tc>
       </w:tr>
     </w:tbl>
-    <w:bookmarkEnd w:id="52"/>
-    <w:bookmarkStart w:id="53" w:name="how-the-pipeline-calls-it"/>
+    <w:bookmarkEnd w:id="54"/>
+    <w:bookmarkStart w:id="55" w:name="how-the-pipeline-calls-it"/>
     <w:p>
       <w:pPr>
         <w:pStyle w:val="Heading3"/>
@@ -10236,9 +10330,9 @@
         </w:pict>
       </w:r>
     </w:p>
-    <w:bookmarkEnd w:id="53"/>
-    <w:bookmarkEnd w:id="54"/>
-    <w:bookmarkStart w:id="60" w:name="checkov"/>
+    <w:bookmarkEnd w:id="55"/>
+    <w:bookmarkEnd w:id="56"/>
+    <w:bookmarkStart w:id="62" w:name="checkov"/>
     <w:p>
       <w:pPr>
         <w:pStyle w:val="Heading2"/>
@@ -10247,7 +10341,7 @@
         <w:t xml:space="preserve">Checkov</w:t>
       </w:r>
     </w:p>
-    <w:bookmarkStart w:id="55" w:name="what-it-is-1"/>
+    <w:bookmarkStart w:id="57" w:name="what-it-is-1"/>
     <w:p>
       <w:pPr>
         <w:pStyle w:val="Heading3"/>
@@ -10270,8 +10364,8 @@
         <w:t xml:space="preserve">manifests, Dockerfiles and more, and checks them against a library of policies about unsafe settings.</w:t>
       </w:r>
     </w:p>
-    <w:bookmarkEnd w:id="55"/>
-    <w:bookmarkStart w:id="56" w:name="what-problem-it-solves-1"/>
+    <w:bookmarkEnd w:id="57"/>
+    <w:bookmarkStart w:id="58" w:name="what-problem-it-solves-1"/>
     <w:p>
       <w:pPr>
         <w:pStyle w:val="Heading3"/>
@@ -10309,8 +10403,8 @@
         <w:t xml:space="preserve">passes. Checkov is the thing that reads intent rather than syntax.</w:t>
       </w:r>
     </w:p>
-    <w:bookmarkEnd w:id="56"/>
-    <w:bookmarkStart w:id="57" w:name="how-it-works-1"/>
+    <w:bookmarkEnd w:id="58"/>
+    <w:bookmarkStart w:id="59" w:name="how-it-works-1"/>
     <w:p>
       <w:pPr>
         <w:pStyle w:val="Heading3"/>
@@ -10446,8 +10540,8 @@
         <w:t xml:space="preserve">in JSON, SARIF, CLI, JUnit and more.</w:t>
       </w:r>
     </w:p>
-    <w:bookmarkEnd w:id="57"/>
-    <w:bookmarkStart w:id="58" w:name="features-and-functions-1"/>
+    <w:bookmarkEnd w:id="59"/>
+    <w:bookmarkStart w:id="60" w:name="features-and-functions-1"/>
     <w:p>
       <w:pPr>
         <w:pStyle w:val="Heading3"/>
@@ -10693,8 +10787,8 @@
         </w:tc>
       </w:tr>
     </w:tbl>
-    <w:bookmarkEnd w:id="58"/>
-    <w:bookmarkStart w:id="59" w:name="how-the-pipeline-calls-it-1"/>
+    <w:bookmarkEnd w:id="60"/>
+    <w:bookmarkStart w:id="61" w:name="how-the-pipeline-calls-it-1"/>
     <w:p>
       <w:pPr>
         <w:pStyle w:val="Heading3"/>
@@ -10977,9 +11071,9 @@
         </w:pict>
       </w:r>
     </w:p>
-    <w:bookmarkEnd w:id="59"/>
-    <w:bookmarkEnd w:id="60"/>
-    <w:bookmarkStart w:id="61" w:name="gitleaks-versus-checkov"/>
+    <w:bookmarkEnd w:id="61"/>
+    <w:bookmarkEnd w:id="62"/>
+    <w:bookmarkStart w:id="63" w:name="gitleaks-versus-checkov"/>
     <w:p>
       <w:pPr>
         <w:pStyle w:val="Heading2"/>
@@ -11629,8 +11723,8 @@
         </w:pict>
       </w:r>
     </w:p>
-    <w:bookmarkEnd w:id="61"/>
-    <w:bookmarkStart w:id="62" w:name="why-a-scanner-is-not-a-gate-ai_triagepy"/>
+    <w:bookmarkEnd w:id="63"/>
+    <w:bookmarkStart w:id="64" w:name="why-a-scanner-is-not-a-gate-ai_triagepy"/>
     <w:p>
       <w:pPr>
         <w:pStyle w:val="Heading2"/>
@@ -12709,8 +12803,8 @@
         </w:pict>
       </w:r>
     </w:p>
-    <w:bookmarkEnd w:id="62"/>
-    <w:bookmarkStart w:id="63" w:name="the-proxmox-gap-policy_checkpy"/>
+    <w:bookmarkEnd w:id="64"/>
+    <w:bookmarkStart w:id="65" w:name="the-proxmox-gap-policy_checkpy"/>
     <w:p>
       <w:pPr>
         <w:pStyle w:val="Heading2"/>
@@ -13320,8 +13414,8 @@
         </w:pict>
       </w:r>
     </w:p>
-    <w:bookmarkEnd w:id="63"/>
-    <w:bookmarkStart w:id="64" w:name="the-same-checks-run-in-three-places"/>
+    <w:bookmarkEnd w:id="65"/>
+    <w:bookmarkStart w:id="66" w:name="the-same-checks-run-in-three-places"/>
     <w:p>
       <w:pPr>
         <w:pStyle w:val="Heading2"/>
@@ -13980,9 +14074,9 @@
         </w:pict>
       </w:r>
     </w:p>
-    <w:bookmarkEnd w:id="64"/>
-    <w:bookmarkEnd w:id="65"/>
-    <w:bookmarkStart w:id="73" w:name="X232c47462d1e03c594c3f417b0697d6a076e723"/>
+    <w:bookmarkEnd w:id="66"/>
+    <w:bookmarkEnd w:id="67"/>
+    <w:bookmarkStart w:id="75" w:name="X232c47462d1e03c594c3f417b0697d6a076e723"/>
     <w:p>
       <w:pPr>
         <w:pStyle w:val="Heading1"/>
@@ -14032,7 +14126,7 @@
         <w:t xml:space="preserve">.</w:t>
       </w:r>
     </w:p>
-    <w:bookmarkStart w:id="66" w:name="Xf3ee9533f0cc6a7bf1f63c6463aa31ddb4ac3f4"/>
+    <w:bookmarkStart w:id="68" w:name="Xf3ee9533f0cc6a7bf1f63c6463aa31ddb4ac3f4"/>
     <w:p>
       <w:pPr>
         <w:pStyle w:val="Heading2"/>
@@ -14557,8 +14651,8 @@
         </w:tc>
       </w:tr>
     </w:tbl>
-    <w:bookmarkEnd w:id="66"/>
-    <w:bookmarkStart w:id="67" w:name="two-terraform-trees-and-why"/>
+    <w:bookmarkEnd w:id="68"/>
+    <w:bookmarkStart w:id="69" w:name="two-terraform-trees-and-why"/>
     <w:p>
       <w:pPr>
         <w:pStyle w:val="Heading2"/>
@@ -14855,8 +14949,8 @@
         <w:t xml:space="preserve">can build live. The pipeline is identical; only the last command differs."</w:t>
       </w:r>
     </w:p>
-    <w:bookmarkEnd w:id="67"/>
-    <w:bookmarkStart w:id="68" w:name="Xe3a079749fe8138321ef57e88672d9cc3f947e8"/>
+    <w:bookmarkEnd w:id="69"/>
+    <w:bookmarkStart w:id="70" w:name="Xe3a079749fe8138321ef57e88672d9cc3f947e8"/>
     <w:p>
       <w:pPr>
         <w:pStyle w:val="Heading2"/>
@@ -15613,8 +15707,8 @@
         <w:t xml:space="preserve">and the reason is written in the file rather than left for the next person to rediscover.</w:t>
       </w:r>
     </w:p>
-    <w:bookmarkEnd w:id="68"/>
-    <w:bookmarkStart w:id="69" w:name="the-application"/>
+    <w:bookmarkEnd w:id="70"/>
+    <w:bookmarkStart w:id="71" w:name="the-application"/>
     <w:p>
       <w:pPr>
         <w:pStyle w:val="Heading2"/>
@@ -16461,8 +16555,8 @@
         <w:t xml:space="preserve">never changes, so rolling back is moving one symlink and restarting.</w:t>
       </w:r>
     </w:p>
-    <w:bookmarkEnd w:id="69"/>
-    <w:bookmarkStart w:id="70" w:name="X655b118ae1f2d379fc6f508cf7781d34db491b1"/>
+    <w:bookmarkEnd w:id="71"/>
+    <w:bookmarkStart w:id="72" w:name="X655b118ae1f2d379fc6f508cf7781d34db491b1"/>
     <w:p>
       <w:pPr>
         <w:pStyle w:val="Heading2"/>
@@ -17299,8 +17393,8 @@
         <w:t xml:space="preserve">is safe, and why it only ever acts where something is actually missing."</w:t>
       </w:r>
     </w:p>
-    <w:bookmarkEnd w:id="70"/>
-    <w:bookmarkStart w:id="71" w:name="the-whole-chain-one-change-end-to-end"/>
+    <w:bookmarkEnd w:id="72"/>
+    <w:bookmarkStart w:id="73" w:name="the-whole-chain-one-change-end-to-end"/>
     <w:p>
       <w:pPr>
         <w:pStyle w:val="Heading2"/>
@@ -18218,8 +18312,8 @@
         <w:t xml:space="preserve">installs software. One only ever reports.</w:t>
       </w:r>
     </w:p>
-    <w:bookmarkEnd w:id="71"/>
-    <w:bookmarkStart w:id="72" w:name="one-honest-gap"/>
+    <w:bookmarkEnd w:id="73"/>
+    <w:bookmarkStart w:id="74" w:name="one-honest-gap"/>
     <w:p>
       <w:pPr>
         <w:pStyle w:val="Heading2"/>
@@ -18353,9 +18447,9 @@
         </w:pict>
       </w:r>
     </w:p>
-    <w:bookmarkEnd w:id="72"/>
-    <w:bookmarkEnd w:id="73"/>
-    <w:bookmarkStart w:id="74" w:name="why-each-environment-is-separate"/>
+    <w:bookmarkEnd w:id="74"/>
+    <w:bookmarkEnd w:id="75"/>
+    <w:bookmarkStart w:id="76" w:name="why-each-environment-is-separate"/>
     <w:p>
       <w:pPr>
         <w:pStyle w:val="Heading1"/>
@@ -18402,7 +18496,7 @@
         <w:t xml:space="preserve">cannot read production's passwords.</w:t>
       </w:r>
     </w:p>
-    <w:bookmarkEnd w:id="74"/>
+    <w:bookmarkEnd w:id="76"/>
     <w:sectPr>
       <w:footnotePr>
         <w:numRestart w:val="eachSect"/>

--- a/docs/word/2-FOR-THE-PANEL.docx
+++ b/docs/word/2-FOR-THE-PANEL.docx
@@ -645,6 +645,84 @@
         <w:t xml:space="preserve"> clone git@github.com:georgejpark/secure-iac-pipeline.git</w:t>
       </w:r>
     </w:p>
+    <w:p>
+      <w:pPr>
+        <w:pStyle w:val="FirstParagraph"/>
+      </w:pPr>
+      <w:r>
+        <w:rPr>
+          <w:b/>
+          <w:bCs/>
+        </w:rPr>
+        <w:t xml:space="preserve">What is happening:</w:t>
+      </w:r>
+      <w:r>
+        <w:t xml:space="preserve"> </w:t>
+      </w:r>
+      <w:r>
+        <w:t xml:space="preserve">a full copy of the repository lands on my laptop - every file, and every</w:t>
+      </w:r>
+      <w:r>
+        <w:t xml:space="preserve"> </w:t>
+      </w:r>
+      <w:r>
+        <w:t xml:space="preserve">version of every file that has ever been committed.</w:t>
+      </w:r>
+    </w:p>
+    <w:p>
+      <w:pPr>
+        <w:pStyle w:val="BodyText"/>
+      </w:pPr>
+      <w:r>
+        <w:rPr>
+          <w:b/>
+          <w:bCs/>
+        </w:rPr>
+        <w:t xml:space="preserve">Why it matters for this story:</w:t>
+      </w:r>
+      <w:r>
+        <w:t xml:space="preserve"> </w:t>
+      </w:r>
+      <w:r>
+        <w:t xml:space="preserve">that second part is the point of the whole demo. A clone is not</w:t>
+      </w:r>
+      <w:r>
+        <w:t xml:space="preserve"> </w:t>
+      </w:r>
+      <w:r>
+        <w:t xml:space="preserve">a snapshot of today. It is the entire history. Anything that was ever committed comes with it,</w:t>
+      </w:r>
+      <w:r>
+        <w:t xml:space="preserve"> </w:t>
+      </w:r>
+      <w:r>
+        <w:t xml:space="preserve">including things that were later deleted.</w:t>
+      </w:r>
+    </w:p>
+    <w:p>
+      <w:pPr>
+        <w:pStyle w:val="BodyText"/>
+      </w:pPr>
+      <w:r>
+        <w:rPr>
+          <w:b/>
+          <w:bCs/>
+        </w:rPr>
+        <w:t xml:space="preserve">What to notice:</w:t>
+      </w:r>
+      <w:r>
+        <w:t xml:space="preserve"> </w:t>
+      </w:r>
+      <w:r>
+        <w:t xml:space="preserve">there are no credentials in this clone. No cloud keys, no database passwords.</w:t>
+      </w:r>
+      <w:r>
+        <w:t xml:space="preserve"> </w:t>
+      </w:r>
+      <w:r>
+        <w:t xml:space="preserve">The encrypted secrets files are here, but nothing on my laptop can open them.</w:t>
+      </w:r>
+    </w:p>
     <w:bookmarkEnd w:id="14"/>
     <w:bookmarkStart w:id="15" w:name="Xf646f301eccc41335a947aa6ab20ba37e39664a"/>
     <w:p>
@@ -689,6 +767,105 @@
         <w:pStyle w:val="FirstParagraph"/>
       </w:pPr>
       <w:r>
+        <w:rPr>
+          <w:b/>
+          <w:bCs/>
+        </w:rPr>
+        <w:t xml:space="preserve">What is happening:</w:t>
+      </w:r>
+      <w:r>
+        <w:t xml:space="preserve"> </w:t>
+      </w:r>
+      <w:r>
+        <w:t xml:space="preserve">my change gets its own name.</w:t>
+      </w:r>
+      <w:r>
+        <w:t xml:space="preserve"> </w:t>
+      </w:r>
+      <w:r>
+        <w:rPr>
+          <w:rStyle w:val="VerbatimChar"/>
+        </w:rPr>
+        <w:t xml:space="preserve">TM-118</w:t>
+      </w:r>
+      <w:r>
+        <w:t xml:space="preserve"> </w:t>
+      </w:r>
+      <w:r>
+        <w:t xml:space="preserve">is the ticket. Everything I do next</w:t>
+      </w:r>
+      <w:r>
+        <w:t xml:space="preserve"> </w:t>
+      </w:r>
+      <w:r>
+        <w:t xml:space="preserve">happens on this branch, and</w:t>
+      </w:r>
+      <w:r>
+        <w:t xml:space="preserve"> </w:t>
+      </w:r>
+      <w:r>
+        <w:rPr>
+          <w:rStyle w:val="VerbatimChar"/>
+        </w:rPr>
+        <w:t xml:space="preserve">main</w:t>
+      </w:r>
+      <w:r>
+        <w:t xml:space="preserve"> </w:t>
+      </w:r>
+      <w:r>
+        <w:t xml:space="preserve">does not move.</w:t>
+      </w:r>
+    </w:p>
+    <w:p>
+      <w:pPr>
+        <w:pStyle w:val="BodyText"/>
+      </w:pPr>
+      <w:r>
+        <w:rPr>
+          <w:b/>
+          <w:bCs/>
+        </w:rPr>
+        <w:t xml:space="preserve">Why:</w:t>
+      </w:r>
+      <w:r>
+        <w:t xml:space="preserve"> </w:t>
+      </w:r>
+      <w:r>
+        <w:rPr>
+          <w:rStyle w:val="VerbatimChar"/>
+        </w:rPr>
+        <w:t xml:space="preserve">main</w:t>
+      </w:r>
+      <w:r>
+        <w:t xml:space="preserve"> </w:t>
+      </w:r>
+      <w:r>
+        <w:t xml:space="preserve">is what production is built from. If nobody can commit to it directly, then</w:t>
+      </w:r>
+      <w:r>
+        <w:t xml:space="preserve"> </w:t>
+      </w:r>
+      <w:r>
+        <w:t xml:space="preserve">everything that reaches production has been through the pull request, and the pull request is where</w:t>
+      </w:r>
+      <w:r>
+        <w:t xml:space="preserve"> </w:t>
+      </w:r>
+      <w:r>
+        <w:t xml:space="preserve">every check and every approval lives. Branch protection enforces this - even I, as the</w:t>
+      </w:r>
+      <w:r>
+        <w:t xml:space="preserve"> </w:t>
+      </w:r>
+      <w:r>
+        <w:t xml:space="preserve">administrator, get a warning when I bypass it, and GitHub records that I did.</w:t>
+      </w:r>
+    </w:p>
+    <w:p>
+      <w:pPr>
+        <w:pStyle w:val="BodyText"/>
+      </w:pPr>
+      <w:r>
         <w:t xml:space="preserve">Never work directly on</w:t>
       </w:r>
       <w:r>
@@ -747,6 +924,90 @@
         <w:pStyle w:val="FirstParagraph"/>
       </w:pPr>
       <w:r>
+        <w:rPr>
+          <w:b/>
+          <w:bCs/>
+        </w:rPr>
+        <w:t xml:space="preserve">What is happening:</w:t>
+      </w:r>
+      <w:r>
+        <w:t xml:space="preserve"> </w:t>
+      </w:r>
+      <w:r>
+        <w:t xml:space="preserve">the file describes what production should look like. Not how to build it -</w:t>
+      </w:r>
+      <w:r>
+        <w:t xml:space="preserve"> </w:t>
+      </w:r>
+      <w:r>
+        <w:t xml:space="preserve">what it should be. Two servers becomes three. Terraform's job is to make reality match the file.</w:t>
+      </w:r>
+    </w:p>
+    <w:p>
+      <w:pPr>
+        <w:pStyle w:val="BodyText"/>
+      </w:pPr>
+      <w:r>
+        <w:rPr>
+          <w:b/>
+          <w:bCs/>
+        </w:rPr>
+        <w:t xml:space="preserve">Why it is one number:</w:t>
+      </w:r>
+      <w:r>
+        <w:t xml:space="preserve"> </w:t>
+      </w:r>
+      <w:r>
+        <w:t xml:space="preserve">all three environments use the same module - the same definition of what</w:t>
+      </w:r>
+      <w:r>
+        <w:t xml:space="preserve"> </w:t>
+      </w:r>
+      <w:r>
+        <w:t xml:space="preserve">a server is. Each environment passes in only the things allowed to differ: how many, how big, which</w:t>
+      </w:r>
+      <w:r>
+        <w:t xml:space="preserve"> </w:t>
+      </w:r>
+      <w:r>
+        <w:t xml:space="preserve">network, whether it restarts after a reboot, whether it can be deleted. A security setting cannot be</w:t>
+      </w:r>
+      <w:r>
+        <w:t xml:space="preserve"> </w:t>
+      </w:r>
+      <w:r>
+        <w:t xml:space="preserve">on in production and quietly off in development, because there is only one place it is written.</w:t>
+      </w:r>
+    </w:p>
+    <w:p>
+      <w:pPr>
+        <w:pStyle w:val="BodyText"/>
+      </w:pPr>
+      <w:r>
+        <w:rPr>
+          <w:b/>
+          <w:bCs/>
+        </w:rPr>
+        <w:t xml:space="preserve">What to notice:</w:t>
+      </w:r>
+      <w:r>
+        <w:t xml:space="preserve"> </w:t>
+      </w:r>
+      <w:r>
+        <w:t xml:space="preserve">the diff the reviewer sees is one line. That is deliberate. A change that is easy</w:t>
+      </w:r>
+      <w:r>
+        <w:t xml:space="preserve"> </w:t>
+      </w:r>
+      <w:r>
+        <w:t xml:space="preserve">to read is a change that gets reviewed properly.</w:t>
+      </w:r>
+    </w:p>
+    <w:p>
+      <w:pPr>
+        <w:pStyle w:val="BodyText"/>
+      </w:pPr>
+      <w:r>
         <w:t xml:space="preserve">Development and staging have their own files. They aren't affected.</w:t>
       </w:r>
     </w:p>
@@ -800,7 +1061,50 @@
         <w:pStyle w:val="FirstParagraph"/>
       </w:pPr>
       <w:r>
-        <w:t xml:space="preserve">Before this saves, a hook runs. It looks for passwords and API keys.</w:t>
+        <w:rPr>
+          <w:b/>
+          <w:bCs/>
+        </w:rPr>
+        <w:t xml:space="preserve">What is happening:</w:t>
+      </w:r>
+      <w:r>
+        <w:t xml:space="preserve"> </w:t>
+      </w:r>
+      <w:r>
+        <w:t xml:space="preserve">before Git records the change, a pre-commit hook runs on my laptop. It runs</w:t>
+      </w:r>
+      <w:r>
+        <w:t xml:space="preserve"> </w:t>
+      </w:r>
+      <w:r>
+        <w:t xml:space="preserve">gitleaks - the same secret scanner the pipeline uses, with the same configuration - plus</w:t>
+      </w:r>
+      <w:r>
+        <w:t xml:space="preserve"> </w:t>
+      </w:r>
+      <w:r>
+        <w:rPr>
+          <w:rStyle w:val="VerbatimChar"/>
+        </w:rPr>
+        <w:t xml:space="preserve">terraform fmt</w:t>
+      </w:r>
+      <w:r>
+        <w:t xml:space="preserve"> </w:t>
+      </w:r>
+      <w:r>
+        <w:t xml:space="preserve">and</w:t>
+      </w:r>
+      <w:r>
+        <w:t xml:space="preserve"> </w:t>
+      </w:r>
+      <w:r>
+        <w:rPr>
+          <w:rStyle w:val="VerbatimChar"/>
+        </w:rPr>
+        <w:t xml:space="preserve">terraform validate</w:t>
+      </w:r>
+      <w:r>
+        <w:t xml:space="preserve">.</w:t>
       </w:r>
     </w:p>
     <w:p>
@@ -808,7 +1112,67 @@
         <w:pStyle w:val="BodyText"/>
       </w:pPr>
       <w:r>
+        <w:rPr>
+          <w:b/>
+          <w:bCs/>
+        </w:rPr>
+        <w:t xml:space="preserve">Why here, and not only in the pipeline:</w:t>
+      </w:r>
+      <w:r>
+        <w:t xml:space="preserve"> </w:t>
+      </w:r>
+      <w:r>
+        <w:t xml:space="preserve">this is the cheapest gate there is. A password caught</w:t>
+      </w:r>
+      <w:r>
+        <w:t xml:space="preserve"> </w:t>
+      </w:r>
+      <w:r>
+        <w:t xml:space="preserve">here has never been committed. There is nothing to rotate, no history to rewrite, no incident. The</w:t>
+      </w:r>
+      <w:r>
+        <w:t xml:space="preserve"> </w:t>
+      </w:r>
+      <w:r>
+        <w:t xml:space="preserve">same password caught one step later, in the pipeline, is already in a commit that has been pushed to</w:t>
+      </w:r>
+      <w:r>
+        <w:t xml:space="preserve"> </w:t>
+      </w:r>
+      <w:r>
+        <w:t xml:space="preserve">GitHub, and that is a different day.</w:t>
+      </w:r>
+    </w:p>
+    <w:p>
+      <w:pPr>
+        <w:pStyle w:val="BodyText"/>
+      </w:pPr>
+      <w:r>
         <w:t xml:space="preserve">If it finds one, the commit doesn't happen. Nothing has left my laptop.</w:t>
+      </w:r>
+    </w:p>
+    <w:p>
+      <w:pPr>
+        <w:pStyle w:val="BodyText"/>
+      </w:pPr>
+      <w:r>
+        <w:rPr>
+          <w:b/>
+          <w:bCs/>
+        </w:rPr>
+        <w:t xml:space="preserve">What to notice:</w:t>
+      </w:r>
+      <w:r>
+        <w:t xml:space="preserve"> </w:t>
+      </w:r>
+      <w:r>
+        <w:t xml:space="preserve">the hook and the pipeline run the same tool. "It passed on my machine" means the</w:t>
+      </w:r>
+      <w:r>
+        <w:t xml:space="preserve"> </w:t>
+      </w:r>
+      <w:r>
+        <w:t xml:space="preserve">same thing as "it passed in CI".</w:t>
       </w:r>
     </w:p>
     <w:bookmarkEnd w:id="17"/>
@@ -855,7 +1219,65 @@
         <w:pStyle w:val="FirstParagraph"/>
       </w:pPr>
       <w:r>
-        <w:t xml:space="preserve">The branch now exists on GitHub. Nothing has run yet.</w:t>
+        <w:rPr>
+          <w:b/>
+          <w:bCs/>
+        </w:rPr>
+        <w:t xml:space="preserve">What is happening:</w:t>
+      </w:r>
+      <w:r>
+        <w:t xml:space="preserve"> </w:t>
+      </w:r>
+      <w:r>
+        <w:t xml:space="preserve">the branch is copied to GitHub. The change has left my laptop and is now</w:t>
+      </w:r>
+      <w:r>
+        <w:t xml:space="preserve"> </w:t>
+      </w:r>
+      <w:r>
+        <w:t xml:space="preserve">visible to the team.</w:t>
+      </w:r>
+    </w:p>
+    <w:p>
+      <w:pPr>
+        <w:pStyle w:val="BodyText"/>
+      </w:pPr>
+      <w:r>
+        <w:rPr>
+          <w:b/>
+          <w:bCs/>
+        </w:rPr>
+        <w:t xml:space="preserve">What has not happened:</w:t>
+      </w:r>
+      <w:r>
+        <w:t xml:space="preserve"> </w:t>
+      </w:r>
+      <w:r>
+        <w:t xml:space="preserve">nothing has run. The pipeline is triggered by pull requests and by</w:t>
+      </w:r>
+      <w:r>
+        <w:t xml:space="preserve"> </w:t>
+      </w:r>
+      <w:r>
+        <w:t xml:space="preserve">merges to</w:t>
+      </w:r>
+      <w:r>
+        <w:t xml:space="preserve"> </w:t>
+      </w:r>
+      <w:r>
+        <w:rPr>
+          <w:rStyle w:val="VerbatimChar"/>
+        </w:rPr>
+        <w:t xml:space="preserve">main</w:t>
+      </w:r>
+      <w:r>
+        <w:t xml:space="preserve">, not by pushes to a branch. A push is publishing a draft; nothing has been asked</w:t>
+      </w:r>
+      <w:r>
+        <w:t xml:space="preserve"> </w:t>
+      </w:r>
+      <w:r>
+        <w:t xml:space="preserve">to judge it yet.</w:t>
       </w:r>
     </w:p>
     <w:bookmarkEnd w:id="18"/>
@@ -900,6 +1322,78 @@
     <w:p>
       <w:pPr>
         <w:pStyle w:val="FirstParagraph"/>
+      </w:pPr>
+      <w:r>
+        <w:rPr>
+          <w:b/>
+          <w:bCs/>
+        </w:rPr>
+        <w:t xml:space="preserve">What is happening:</w:t>
+      </w:r>
+      <w:r>
+        <w:t xml:space="preserve"> </w:t>
+      </w:r>
+      <w:r>
+        <w:t xml:space="preserve">I am asking for this branch to be merged into</w:t>
+      </w:r>
+      <w:r>
+        <w:t xml:space="preserve"> </w:t>
+      </w:r>
+      <w:r>
+        <w:rPr>
+          <w:rStyle w:val="VerbatimChar"/>
+        </w:rPr>
+        <w:t xml:space="preserve">main</w:t>
+      </w:r>
+      <w:r>
+        <w:t xml:space="preserve">. That request is the</w:t>
+      </w:r>
+      <w:r>
+        <w:t xml:space="preserve"> </w:t>
+      </w:r>
+      <w:r>
+        <w:t xml:space="preserve">pull request, and it is the unit everything else attaches to: the checks, the comments, the review,</w:t>
+      </w:r>
+      <w:r>
+        <w:t xml:space="preserve"> </w:t>
+      </w:r>
+      <w:r>
+        <w:t xml:space="preserve">the approval, and the record of who merged it.</w:t>
+      </w:r>
+    </w:p>
+    <w:p>
+      <w:pPr>
+        <w:pStyle w:val="BodyText"/>
+      </w:pPr>
+      <w:r>
+        <w:rPr>
+          <w:b/>
+          <w:bCs/>
+        </w:rPr>
+        <w:t xml:space="preserve">Why this is the trigger:</w:t>
+      </w:r>
+      <w:r>
+        <w:t xml:space="preserve"> </w:t>
+      </w:r>
+      <w:r>
+        <w:t xml:space="preserve">opening a pull request is a statement that the change is ready to be</w:t>
+      </w:r>
+      <w:r>
+        <w:t xml:space="preserve"> </w:t>
+      </w:r>
+      <w:r>
+        <w:t xml:space="preserve">judged. From this moment the pipeline runs on every push to the branch, and the merge button stays</w:t>
+      </w:r>
+      <w:r>
+        <w:t xml:space="preserve"> </w:t>
+      </w:r>
+      <w:r>
+        <w:t xml:space="preserve">disabled until every required check is green and a reviewer has approved.</w:t>
+      </w:r>
+    </w:p>
+    <w:p>
+      <w:pPr>
+        <w:pStyle w:val="BodyText"/>
       </w:pPr>
       <w:r>
         <w:t xml:space="preserve">This is what starts the pipeline.</w:t>
@@ -1970,7 +2464,7 @@
         <w:t xml:space="preserve"> </w:t>
       </w:r>
       <w:r>
-        <w:t xml:space="preserve">step 8. That is deliberate: a scanner that fails the build on every finding gets switched off.</w:t>
+        <w:t xml:space="preserve">step 9. That is deliberate: a scanner that fails the build on every finding gets switched off.</w:t>
       </w:r>
     </w:p>
     <w:p>
@@ -2173,7 +2667,7 @@
         <w:t xml:space="preserve">none is on the blocking list</w:t>
       </w:r>
       <w:r>
-        <w:t xml:space="preserve">. That is why the checks are green, and why step 8</w:t>
+        <w:t xml:space="preserve">. That is why the checks are green, and why step 9</w:t>
       </w:r>
       <w:r>
         <w:t xml:space="preserve"> </w:t>
@@ -2947,7 +3441,7 @@
         <w:t xml:space="preserve"> </w:t>
       </w:r>
       <w:r>
-        <w:t xml:space="preserve">Checkov's JSON output from step 7.</w:t>
+        <w:t xml:space="preserve">Checkov's JSON output from step 8.</w:t>
       </w:r>
     </w:p>
     <w:p>
@@ -3606,6 +4100,109 @@
         <w:t xml:space="preserve">BLOCKED - Review required</w:t>
       </w:r>
     </w:p>
+    <w:p>
+      <w:pPr>
+        <w:pStyle w:val="FirstParagraph"/>
+      </w:pPr>
+      <w:r>
+        <w:rPr>
+          <w:b/>
+          <w:bCs/>
+        </w:rPr>
+        <w:t xml:space="preserve">What is happening:</w:t>
+      </w:r>
+      <w:r>
+        <w:t xml:space="preserve"> </w:t>
+      </w:r>
+      <w:r>
+        <w:t xml:space="preserve">every check is green - secrets, and the infrastructure scan for all three</w:t>
+      </w:r>
+      <w:r>
+        <w:t xml:space="preserve"> </w:t>
+      </w:r>
+      <w:r>
+        <w:t xml:space="preserve">environments - and the merge button is still disabled.</w:t>
+      </w:r>
+    </w:p>
+    <w:p>
+      <w:pPr>
+        <w:pStyle w:val="BodyText"/>
+      </w:pPr>
+      <w:r>
+        <w:rPr>
+          <w:b/>
+          <w:bCs/>
+        </w:rPr>
+        <w:t xml:space="preserve">Why:</w:t>
+      </w:r>
+      <w:r>
+        <w:t xml:space="preserve"> </w:t>
+      </w:r>
+      <w:r>
+        <w:t xml:space="preserve">the checks are not the only gate. Branch protection on</w:t>
+      </w:r>
+      <w:r>
+        <w:t xml:space="preserve"> </w:t>
+      </w:r>
+      <w:r>
+        <w:rPr>
+          <w:rStyle w:val="VerbatimChar"/>
+        </w:rPr>
+        <w:t xml:space="preserve">main</w:t>
+      </w:r>
+      <w:r>
+        <w:t xml:space="preserve"> </w:t>
+      </w:r>
+      <w:r>
+        <w:t xml:space="preserve">requires four green checks</w:t>
+      </w:r>
+      <w:r>
+        <w:t xml:space="preserve"> </w:t>
+      </w:r>
+      <w:r>
+        <w:rPr>
+          <w:i/>
+          <w:iCs/>
+        </w:rPr>
+        <w:t xml:space="preserve">and</w:t>
+      </w:r>
+      <w:r>
+        <w:t xml:space="preserve"> </w:t>
+      </w:r>
+      <w:r>
+        <w:t xml:space="preserve">one approving review from someone who is not the author. A scanner can tell you the code is</w:t>
+      </w:r>
+      <w:r>
+        <w:t xml:space="preserve"> </w:t>
+      </w:r>
+      <w:r>
+        <w:t xml:space="preserve">not obviously dangerous. It cannot tell you the change is the right one.</w:t>
+      </w:r>
+    </w:p>
+    <w:p>
+      <w:pPr>
+        <w:pStyle w:val="BodyText"/>
+      </w:pPr>
+      <w:r>
+        <w:rPr>
+          <w:b/>
+          <w:bCs/>
+        </w:rPr>
+        <w:t xml:space="preserve">What to notice:</w:t>
+      </w:r>
+      <w:r>
+        <w:t xml:space="preserve"> </w:t>
+      </w:r>
+      <w:r>
+        <w:t xml:space="preserve">the four required checks are named in the repository settings, not in the</w:t>
+      </w:r>
+      <w:r>
+        <w:t xml:space="preserve"> </w:t>
+      </w:r>
+      <w:r>
+        <w:t xml:space="preserve">workflow file. A pull request cannot edit its own gate.</w:t>
+      </w:r>
+    </w:p>
     <w:bookmarkEnd w:id="23"/>
     <w:bookmarkStart w:id="24" w:name="X35c389a0b18186b8c45f50d4f18a32e539eef46"/>
     <w:p>
@@ -3643,6 +4240,66 @@
         <w:t xml:space="preserve">Someone else has to look at it.</w:t>
       </w:r>
     </w:p>
+    <w:p>
+      <w:pPr>
+        <w:pStyle w:val="BodyText"/>
+      </w:pPr>
+      <w:r>
+        <w:rPr>
+          <w:b/>
+          <w:bCs/>
+        </w:rPr>
+        <w:t xml:space="preserve">What the reviewer has in front of them:</w:t>
+      </w:r>
+      <w:r>
+        <w:t xml:space="preserve"> </w:t>
+      </w:r>
+      <w:r>
+        <w:t xml:space="preserve">a one-line diff, three pipeline comments explaining</w:t>
+      </w:r>
+      <w:r>
+        <w:t xml:space="preserve"> </w:t>
+      </w:r>
+      <w:r>
+        <w:t xml:space="preserve">what the scanner found and why none of it blocks, and four green checks. The review is a</w:t>
+      </w:r>
+      <w:r>
+        <w:t xml:space="preserve"> </w:t>
+      </w:r>
+      <w:r>
+        <w:t xml:space="preserve">five-minute job because the pipeline did the reading.</w:t>
+      </w:r>
+    </w:p>
+    <w:p>
+      <w:pPr>
+        <w:pStyle w:val="BodyText"/>
+      </w:pPr>
+      <w:r>
+        <w:rPr>
+          <w:b/>
+          <w:bCs/>
+        </w:rPr>
+        <w:t xml:space="preserve">In this demo:</w:t>
+      </w:r>
+      <w:r>
+        <w:t xml:space="preserve"> </w:t>
+      </w:r>
+      <w:r>
+        <w:t xml:space="preserve">I am the only account on the repository, so I merge with an administrator</w:t>
+      </w:r>
+      <w:r>
+        <w:t xml:space="preserve"> </w:t>
+      </w:r>
+      <w:r>
+        <w:t xml:space="preserve">override, and GitHub records that a rule was bypassed and by whom. In a real team that override is</w:t>
+      </w:r>
+      <w:r>
+        <w:t xml:space="preserve"> </w:t>
+      </w:r>
+      <w:r>
+        <w:t xml:space="preserve">the thing an auditor asks about, and the answer is "here is every time it happened".</w:t>
+      </w:r>
+    </w:p>
     <w:bookmarkEnd w:id="24"/>
     <w:bookmarkStart w:id="25" w:name="Xfa0b19af1e0e73087b1b787aba0b365b8ec2876"/>
     <w:p>
@@ -3661,6 +4318,93 @@
         <w:t xml:space="preserve">Merging is what allows a deployment. Nothing deploys before this.</w:t>
       </w:r>
     </w:p>
+    <w:p>
+      <w:pPr>
+        <w:pStyle w:val="BodyText"/>
+      </w:pPr>
+      <w:r>
+        <w:rPr>
+          <w:b/>
+          <w:bCs/>
+        </w:rPr>
+        <w:t xml:space="preserve">What is happening:</w:t>
+      </w:r>
+      <w:r>
+        <w:t xml:space="preserve"> </w:t>
+      </w:r>
+      <w:r>
+        <w:t xml:space="preserve">the branch is squashed into one commit and lands on</w:t>
+      </w:r>
+      <w:r>
+        <w:t xml:space="preserve"> </w:t>
+      </w:r>
+      <w:r>
+        <w:rPr>
+          <w:rStyle w:val="VerbatimChar"/>
+        </w:rPr>
+        <w:t xml:space="preserve">main</w:t>
+      </w:r>
+      <w:r>
+        <w:t xml:space="preserve">.</w:t>
+      </w:r>
+      <w:r>
+        <w:t xml:space="preserve"> </w:t>
+      </w:r>
+      <w:r>
+        <w:rPr>
+          <w:rStyle w:val="VerbatimChar"/>
+        </w:rPr>
+        <w:t xml:space="preserve">main</w:t>
+      </w:r>
+      <w:r>
+        <w:t xml:space="preserve"> </w:t>
+      </w:r>
+      <w:r>
+        <w:t xml:space="preserve">is now</w:t>
+      </w:r>
+      <w:r>
+        <w:t xml:space="preserve"> </w:t>
+      </w:r>
+      <w:r>
+        <w:t xml:space="preserve">different from what is running in production, and the pipeline's job is to close that gap.</w:t>
+      </w:r>
+    </w:p>
+    <w:p>
+      <w:pPr>
+        <w:pStyle w:val="BodyText"/>
+      </w:pPr>
+      <w:r>
+        <w:rPr>
+          <w:b/>
+          <w:bCs/>
+        </w:rPr>
+        <w:t xml:space="preserve">Why merging is the trigger and not something else:</w:t>
+      </w:r>
+      <w:r>
+        <w:t xml:space="preserve"> </w:t>
+      </w:r>
+      <w:r>
+        <w:t xml:space="preserve">because it is the one moment that has</w:t>
+      </w:r>
+      <w:r>
+        <w:t xml:space="preserve"> </w:t>
+      </w:r>
+      <w:r>
+        <w:t xml:space="preserve">every safeguard behind it. Checks passed, a person approved, and the change is recorded with a ticket</w:t>
+      </w:r>
+      <w:r>
+        <w:t xml:space="preserve"> </w:t>
+      </w:r>
+      <w:r>
+        <w:t xml:space="preserve">number and an author. Deploying from anywhere else - a laptop, a manual command - would skip all of</w:t>
+      </w:r>
+      <w:r>
+        <w:t xml:space="preserve"> </w:t>
+      </w:r>
+      <w:r>
+        <w:t xml:space="preserve">that. Nobody on this pipeline can deploy without a merge, because nothing else holds the keys.</w:t>
+      </w:r>
+    </w:p>
     <w:bookmarkEnd w:id="25"/>
     <w:bookmarkStart w:id="26" w:name="Xab5e7c038e0afeaa786954d1410ba65bf783007"/>
     <w:p>
@@ -3679,6 +4423,75 @@
         <w:t xml:space="preserve">No approval needed. It goes.</w:t>
       </w:r>
     </w:p>
+    <w:p>
+      <w:pPr>
+        <w:pStyle w:val="BodyText"/>
+      </w:pPr>
+      <w:r>
+        <w:rPr>
+          <w:b/>
+          <w:bCs/>
+        </w:rPr>
+        <w:t xml:space="preserve">What is happening:</w:t>
+      </w:r>
+      <w:r>
+        <w:t xml:space="preserve"> </w:t>
+      </w:r>
+      <w:r>
+        <w:t xml:space="preserve">the deploy job for development runs on the development runner the moment</w:t>
+      </w:r>
+      <w:r>
+        <w:t xml:space="preserve"> </w:t>
+      </w:r>
+      <w:r>
+        <w:t xml:space="preserve">the checks on</w:t>
+      </w:r>
+      <w:r>
+        <w:t xml:space="preserve"> </w:t>
+      </w:r>
+      <w:r>
+        <w:rPr>
+          <w:rStyle w:val="VerbatimChar"/>
+        </w:rPr>
+        <w:t xml:space="preserve">main</w:t>
+      </w:r>
+      <w:r>
+        <w:t xml:space="preserve"> </w:t>
+      </w:r>
+      <w:r>
+        <w:t xml:space="preserve">pass. It decrypts the development credentials, plans, checks the plan, applies.</w:t>
+      </w:r>
+    </w:p>
+    <w:p>
+      <w:pPr>
+        <w:pStyle w:val="BodyText"/>
+      </w:pPr>
+      <w:r>
+        <w:rPr>
+          <w:b/>
+          <w:bCs/>
+        </w:rPr>
+        <w:t xml:space="preserve">Why no approval:</w:t>
+      </w:r>
+      <w:r>
+        <w:t xml:space="preserve"> </w:t>
+      </w:r>
+      <w:r>
+        <w:t xml:space="preserve">the cost of being wrong in development is an afternoon. Putting a person in</w:t>
+      </w:r>
+      <w:r>
+        <w:t xml:space="preserve"> </w:t>
+      </w:r>
+      <w:r>
+        <w:t xml:space="preserve">front of every development deploy teaches the team that the pipeline is slow, and a team that thinks</w:t>
+      </w:r>
+      <w:r>
+        <w:t xml:space="preserve"> </w:t>
+      </w:r>
+      <w:r>
+        <w:t xml:space="preserve">the pipeline is slow finds a way around it. Development is where the pipeline should be invisible.</w:t>
+      </w:r>
+    </w:p>
     <w:bookmarkEnd w:id="26"/>
     <w:bookmarkStart w:id="27" w:name="Xbc13ac0d25d8f25c64205b3fbd1aab676c5ebe2"/>
     <w:p>
@@ -3710,6 +4523,105 @@
         <w:t xml:space="preserve">. Someone clicks approve.</w:t>
       </w:r>
     </w:p>
+    <w:p>
+      <w:pPr>
+        <w:pStyle w:val="BodyText"/>
+      </w:pPr>
+      <w:r>
+        <w:rPr>
+          <w:b/>
+          <w:bCs/>
+        </w:rPr>
+        <w:t xml:space="preserve">What is happening:</w:t>
+      </w:r>
+      <w:r>
+        <w:t xml:space="preserve"> </w:t>
+      </w:r>
+      <w:r>
+        <w:t xml:space="preserve">the staging deploy job has been scheduled and has stopped before running a</w:t>
+      </w:r>
+      <w:r>
+        <w:t xml:space="preserve"> </w:t>
+      </w:r>
+      <w:r>
+        <w:t xml:space="preserve">single step. A GitHub Environment named</w:t>
+      </w:r>
+      <w:r>
+        <w:t xml:space="preserve"> </w:t>
+      </w:r>
+      <w:r>
+        <w:rPr>
+          <w:rStyle w:val="VerbatimChar"/>
+        </w:rPr>
+        <w:t xml:space="preserve">stage</w:t>
+      </w:r>
+      <w:r>
+        <w:t xml:space="preserve"> </w:t>
+      </w:r>
+      <w:r>
+        <w:t xml:space="preserve">has a required reviewer, and the job cannot start</w:t>
+      </w:r>
+      <w:r>
+        <w:t xml:space="preserve"> </w:t>
+      </w:r>
+      <w:r>
+        <w:t xml:space="preserve">until that person approves.</w:t>
+      </w:r>
+    </w:p>
+    <w:p>
+      <w:pPr>
+        <w:pStyle w:val="BodyText"/>
+      </w:pPr>
+      <w:r>
+        <w:rPr>
+          <w:b/>
+          <w:bCs/>
+        </w:rPr>
+        <w:t xml:space="preserve">Why staging exists:</w:t>
+      </w:r>
+      <w:r>
+        <w:t xml:space="preserve"> </w:t>
+      </w:r>
+      <w:r>
+        <w:t xml:space="preserve">it has the same security settings as production and is smaller. A control</w:t>
+      </w:r>
+      <w:r>
+        <w:t xml:space="preserve"> </w:t>
+      </w:r>
+      <w:r>
+        <w:t xml:space="preserve">that is missing in staging is a control nobody has tested. The approval is the moment a person says</w:t>
+      </w:r>
+      <w:r>
+        <w:t xml:space="preserve"> </w:t>
+      </w:r>
+      <w:r>
+        <w:t xml:space="preserve">"this is ready to be tried against production's rules".</w:t>
+      </w:r>
+    </w:p>
+    <w:p>
+      <w:pPr>
+        <w:pStyle w:val="BodyText"/>
+      </w:pPr>
+      <w:r>
+        <w:rPr>
+          <w:b/>
+          <w:bCs/>
+        </w:rPr>
+        <w:t xml:space="preserve">What to notice:</w:t>
+      </w:r>
+      <w:r>
+        <w:t xml:space="preserve"> </w:t>
+      </w:r>
+      <w:r>
+        <w:t xml:space="preserve">the deploy jobs run one at a time, in order. Production does not even ask for</w:t>
+      </w:r>
+      <w:r>
+        <w:t xml:space="preserve"> </w:t>
+      </w:r>
+      <w:r>
+        <w:t xml:space="preserve">approval until staging has finished.</w:t>
+      </w:r>
+    </w:p>
     <w:bookmarkEnd w:id="27"/>
     <w:bookmarkStart w:id="28" w:name="Xd61c7592e84a531008a5521af2a1b42da24897c"/>
     <w:p>
@@ -3728,6 +4640,72 @@
         <w:t xml:space="preserve">Same again. Someone clicks approve.</w:t>
       </w:r>
     </w:p>
+    <w:p>
+      <w:pPr>
+        <w:pStyle w:val="BodyText"/>
+      </w:pPr>
+      <w:r>
+        <w:rPr>
+          <w:b/>
+          <w:bCs/>
+        </w:rPr>
+        <w:t xml:space="preserve">Why a second, separate approval:</w:t>
+      </w:r>
+      <w:r>
+        <w:t xml:space="preserve"> </w:t>
+      </w:r>
+      <w:r>
+        <w:t xml:space="preserve">staging passing is evidence. It is not permission. The person</w:t>
+      </w:r>
+      <w:r>
+        <w:t xml:space="preserve"> </w:t>
+      </w:r>
+      <w:r>
+        <w:t xml:space="preserve">who approves production is answering a different question - not "does it work" but "do we want this</w:t>
+      </w:r>
+      <w:r>
+        <w:t xml:space="preserve"> </w:t>
+      </w:r>
+      <w:r>
+        <w:t xml:space="preserve">in production now, during month-end close, with these people on call". That is a business decision,</w:t>
+      </w:r>
+      <w:r>
+        <w:t xml:space="preserve"> </w:t>
+      </w:r>
+      <w:r>
+        <w:t xml:space="preserve">and the pipeline puts it in front of a human rather than making it a side effect of a merge.</w:t>
+      </w:r>
+    </w:p>
+    <w:p>
+      <w:pPr>
+        <w:pStyle w:val="BodyText"/>
+      </w:pPr>
+      <w:r>
+        <w:rPr>
+          <w:b/>
+          <w:bCs/>
+        </w:rPr>
+        <w:t xml:space="preserve">Where the gate lives:</w:t>
+      </w:r>
+      <w:r>
+        <w:t xml:space="preserve"> </w:t>
+      </w:r>
+      <w:r>
+        <w:t xml:space="preserve">in the repository's Environment settings, not in the workflow file. So a</w:t>
+      </w:r>
+      <w:r>
+        <w:t xml:space="preserve"> </w:t>
+      </w:r>
+      <w:r>
+        <w:t xml:space="preserve">pull request cannot remove it. Changing who can approve production is itself a settings change with</w:t>
+      </w:r>
+      <w:r>
+        <w:t xml:space="preserve"> </w:t>
+      </w:r>
+      <w:r>
+        <w:t xml:space="preserve">an audit trail.</w:t>
+      </w:r>
+    </w:p>
     <w:bookmarkEnd w:id="28"/>
     <w:bookmarkStart w:id="29" w:name="X6fea68f5ccffa95f7dea3a1e4140334bbd6a2e7"/>
     <w:p>
@@ -3817,13 +4795,13 @@
         <w:pStyle w:val="FirstParagraph"/>
       </w:pPr>
       <w:r>
-        <w:t xml:space="preserve">The file said two production servers. It now says three. Terraform works out that one is missing and</w:t>
-      </w:r>
-      <w:r>
-        <w:t xml:space="preserve"> </w:t>
-      </w:r>
-      <w:r>
-        <w:t xml:space="preserve">creates it.</w:t>
+        <w:t xml:space="preserve">The file said two production servers. It now says three. Terraform compares the file with what it</w:t>
+      </w:r>
+      <w:r>
+        <w:t xml:space="preserve"> </w:t>
+      </w:r>
+      <w:r>
+        <w:t xml:space="preserve">built last time and creates only the difference.</w:t>
       </w:r>
     </w:p>
     <w:p>
@@ -3840,6 +4818,102 @@
     <w:p>
       <w:pPr>
         <w:pStyle w:val="FirstParagraph"/>
+      </w:pPr>
+      <w:r>
+        <w:rPr>
+          <w:b/>
+          <w:bCs/>
+        </w:rPr>
+        <w:t xml:space="preserve">How it knows what exists:</w:t>
+      </w:r>
+      <w:r>
+        <w:t xml:space="preserve"> </w:t>
+      </w:r>
+      <w:r>
+        <w:t xml:space="preserve">it keeps a record - the state - in a PostgreSQL database on its own</w:t>
+      </w:r>
+      <w:r>
+        <w:t xml:space="preserve"> </w:t>
+      </w:r>
+      <w:r>
+        <w:t xml:space="preserve">management network, one database per environment. Without that record it would build duplicates on</w:t>
+      </w:r>
+      <w:r>
+        <w:t xml:space="preserve"> </w:t>
+      </w:r>
+      <w:r>
+        <w:t xml:space="preserve">every run. The database also locks the record while an apply is running, so two deploys cannot race</w:t>
+      </w:r>
+      <w:r>
+        <w:t xml:space="preserve"> </w:t>
+      </w:r>
+      <w:r>
+        <w:t xml:space="preserve">each other and corrupt it.</w:t>
+      </w:r>
+    </w:p>
+    <w:p>
+      <w:pPr>
+        <w:pStyle w:val="BodyText"/>
+      </w:pPr>
+      <w:r>
+        <w:rPr>
+          <w:b/>
+          <w:bCs/>
+        </w:rPr>
+        <w:t xml:space="preserve">What it builds:</w:t>
+      </w:r>
+      <w:r>
+        <w:t xml:space="preserve"> </w:t>
+      </w:r>
+      <w:r>
+        <w:t xml:space="preserve">an unprivileged Linux container, on production's own network, at the next</w:t>
+      </w:r>
+      <w:r>
+        <w:t xml:space="preserve"> </w:t>
+      </w:r>
+      <w:r>
+        <w:t xml:space="preserve">address in the layout, with the admin SSH keys installed and DNS configured, set to restart after a</w:t>
+      </w:r>
+      <w:r>
+        <w:t xml:space="preserve"> </w:t>
+      </w:r>
+      <w:r>
+        <w:t xml:space="preserve">reboot and protected against accidental deletion. All of that comes from the module; the production</w:t>
+      </w:r>
+      <w:r>
+        <w:t xml:space="preserve"> </w:t>
+      </w:r>
+      <w:r>
+        <w:t xml:space="preserve">file only said "three".</w:t>
+      </w:r>
+    </w:p>
+    <w:p>
+      <w:pPr>
+        <w:pStyle w:val="BodyText"/>
+      </w:pPr>
+      <w:r>
+        <w:rPr>
+          <w:b/>
+          <w:bCs/>
+        </w:rPr>
+        <w:t xml:space="preserve">In today's demo</w:t>
+      </w:r>
+      <w:r>
+        <w:t xml:space="preserve"> </w:t>
+      </w:r>
+      <w:r>
+        <w:t xml:space="preserve">every environment was torn down before we started, so this run builds all five</w:t>
+      </w:r>
+      <w:r>
+        <w:t xml:space="preserve"> </w:t>
+      </w:r>
+      <w:r>
+        <w:t xml:space="preserve">servers rather than one. On an ordinary day it would build only the one that is missing.</w:t>
+      </w:r>
+    </w:p>
+    <w:p>
+      <w:pPr>
+        <w:pStyle w:val="BodyText"/>
       </w:pPr>
       <w:r>
         <w:t xml:space="preserve">That machine is empty. Terraform talks to the Proxmox API to build machines. It never logs into</w:t>
@@ -3895,7 +4969,7 @@
         <w:rPr>
           <w:rStyle w:val="VerbatimChar"/>
         </w:rPr>
-        <w:t xml:space="preserve">  app-prod-1 (321)  already serving 1.1.0  - skipped</w:t>
+        <w:t xml:space="preserve">  app-prod-1 (321)  installing 1.1.0 ...</w:t>
       </w:r>
       <w:r>
         <w:br/>
@@ -3904,7 +4978,7 @@
         <w:rPr>
           <w:rStyle w:val="VerbatimChar"/>
         </w:rPr>
-        <w:t xml:space="preserve">  app-prod-2 (322)  already serving 1.1.0  - skipped</w:t>
+        <w:t xml:space="preserve">    app-prod-1 serving {"version": "1.1.0"}</w:t>
       </w:r>
       <w:r>
         <w:br/>
@@ -3913,6 +4987,24 @@
         <w:rPr>
           <w:rStyle w:val="VerbatimChar"/>
         </w:rPr>
+        <w:t xml:space="preserve">  app-prod-2 (322)  installing 1.1.0 ...</w:t>
+      </w:r>
+      <w:r>
+        <w:br/>
+      </w:r>
+      <w:r>
+        <w:rPr>
+          <w:rStyle w:val="VerbatimChar"/>
+        </w:rPr>
+        <w:t xml:space="preserve">    app-prod-2 serving {"version": "1.1.0"}</w:t>
+      </w:r>
+      <w:r>
+        <w:br/>
+      </w:r>
+      <w:r>
+        <w:rPr>
+          <w:rStyle w:val="VerbatimChar"/>
+        </w:rPr>
         <w:t xml:space="preserve">  app-prod-3 (323)  installing 1.1.0 ...</w:t>
       </w:r>
       <w:r>
@@ -3937,33 +5029,69 @@
     <w:p>
       <w:pPr>
         <w:pStyle w:val="FirstParagraph"/>
-      </w:pPr>
-      <w:r>
-        <w:t xml:space="preserve">Two things worth noticing.</w:t>
-      </w:r>
-    </w:p>
-    <w:p>
-      <w:pPr>
-        <w:pStyle w:val="BodyText"/>
       </w:pPr>
       <w:r>
         <w:rPr>
           <w:b/>
           <w:bCs/>
         </w:rPr>
-        <w:t xml:space="preserve">It skipped the servers that were already working.</w:t>
-      </w:r>
-      <w:r>
-        <w:t xml:space="preserve"> </w:t>
-      </w:r>
-      <w:r>
-        <w:t xml:space="preserve">It asks each one what it is serving before it</w:t>
-      </w:r>
-      <w:r>
-        <w:t xml:space="preserve"> </w:t>
-      </w:r>
-      <w:r>
-        <w:t xml:space="preserve">touches anything, so running it twice changes nothing.</w:t>
+        <w:t xml:space="preserve">Why this is a separate step and not part of the pipeline:</w:t>
+      </w:r>
+      <w:r>
+        <w:t xml:space="preserve"> </w:t>
+      </w:r>
+      <w:r>
+        <w:t xml:space="preserve">Terraform builds machines through</w:t>
+      </w:r>
+      <w:r>
+        <w:t xml:space="preserve"> </w:t>
+      </w:r>
+      <w:r>
+        <w:t xml:space="preserve">the Proxmox API and never logs into them. Installing software is a different job with a different</w:t>
+      </w:r>
+      <w:r>
+        <w:t xml:space="preserve"> </w:t>
+      </w:r>
+      <w:r>
+        <w:t xml:space="preserve">blast radius. Keeping them apart means rebuilding a server does not mean redeploying the</w:t>
+      </w:r>
+      <w:r>
+        <w:t xml:space="preserve"> </w:t>
+      </w:r>
+      <w:r>
+        <w:t xml:space="preserve">application, and redeploying the application does not mean touching infrastructure. This step runs</w:t>
+      </w:r>
+      <w:r>
+        <w:t xml:space="preserve"> </w:t>
+      </w:r>
+      <w:r>
+        <w:t xml:space="preserve">on the host, where it can reach every container.</w:t>
+      </w:r>
+    </w:p>
+    <w:p>
+      <w:pPr>
+        <w:pStyle w:val="BodyText"/>
+      </w:pPr>
+      <w:r>
+        <w:t xml:space="preserve">Run it a second time and every line says</w:t>
+      </w:r>
+      <w:r>
+        <w:t xml:space="preserve"> </w:t>
+      </w:r>
+      <w:r>
+        <w:rPr>
+          <w:rStyle w:val="VerbatimChar"/>
+        </w:rPr>
+        <w:t xml:space="preserve">already serving 1.1.0 - skipped</w:t>
+      </w:r>
+      <w:r>
+        <w:t xml:space="preserve">. Two things worth</w:t>
+      </w:r>
+      <w:r>
+        <w:t xml:space="preserve"> </w:t>
+      </w:r>
+      <w:r>
+        <w:t xml:space="preserve">noticing.</w:t>
       </w:r>
     </w:p>
     <w:p>
@@ -3975,6 +5103,36 @@
           <w:b/>
           <w:bCs/>
         </w:rPr>
+        <w:t xml:space="preserve">It skips the servers that are already working.</w:t>
+      </w:r>
+      <w:r>
+        <w:t xml:space="preserve"> </w:t>
+      </w:r>
+      <w:r>
+        <w:t xml:space="preserve">It asks each one what it is serving before it</w:t>
+      </w:r>
+      <w:r>
+        <w:t xml:space="preserve"> </w:t>
+      </w:r>
+      <w:r>
+        <w:t xml:space="preserve">touches anything, so running it twice changes nothing. That is what makes it safe to run after any</w:t>
+      </w:r>
+      <w:r>
+        <w:t xml:space="preserve"> </w:t>
+      </w:r>
+      <w:r>
+        <w:t xml:space="preserve">failure, without working out where it got to.</w:t>
+      </w:r>
+    </w:p>
+    <w:p>
+      <w:pPr>
+        <w:pStyle w:val="BodyText"/>
+      </w:pPr>
+      <w:r>
+        <w:rPr>
+          <w:b/>
+          <w:bCs/>
+        </w:rPr>
         <w:t xml:space="preserve">It waits for the health check.</w:t>
       </w:r>
       <w:r>
@@ -4271,6 +5429,120 @@
       </w:pPr>
       <w:r>
         <w:t xml:space="preserve">It knows it is production because it reads that from its own hostname. Nothing had to tell it.</w:t>
+      </w:r>
+    </w:p>
+    <w:p>
+      <w:pPr>
+        <w:pStyle w:val="BodyText"/>
+      </w:pPr>
+      <w:r>
+        <w:rPr>
+          <w:b/>
+          <w:bCs/>
+        </w:rPr>
+        <w:t xml:space="preserve">What this proves:</w:t>
+      </w:r>
+      <w:r>
+        <w:t xml:space="preserve"> </w:t>
+      </w:r>
+      <w:r>
+        <w:t xml:space="preserve">not that a web page loads. That five separate machines exist, each reporting</w:t>
+      </w:r>
+      <w:r>
+        <w:t xml:space="preserve"> </w:t>
+      </w:r>
+      <w:r>
+        <w:t xml:space="preserve">its own name and its own environment, three of them in production because a file says three. The</w:t>
+      </w:r>
+      <w:r>
+        <w:t xml:space="preserve"> </w:t>
+      </w:r>
+      <w:r>
+        <w:t xml:space="preserve">greeting is the one from the start of the session, coming back out of a machine that did not exist</w:t>
+      </w:r>
+      <w:r>
+        <w:t xml:space="preserve"> </w:t>
+      </w:r>
+      <w:r>
+        <w:t xml:space="preserve">when it was said.</w:t>
+      </w:r>
+    </w:p>
+    <w:p>
+      <w:pPr>
+        <w:pStyle w:val="BodyText"/>
+      </w:pPr>
+      <w:r>
+        <w:rPr>
+          <w:b/>
+          <w:bCs/>
+        </w:rPr>
+        <w:t xml:space="preserve">What to ask, if you want to test it:</w:t>
+      </w:r>
+      <w:r>
+        <w:t xml:space="preserve"> </w:t>
+      </w:r>
+      <w:r>
+        <w:t xml:space="preserve">ask for a different one.</w:t>
+      </w:r>
+      <w:r>
+        <w:t xml:space="preserve"> </w:t>
+      </w:r>
+      <w:r>
+        <w:rPr>
+          <w:rStyle w:val="VerbatimChar"/>
+        </w:rPr>
+        <w:t xml:space="preserve">10.10.10.20</w:t>
+      </w:r>
+      <w:r>
+        <w:t xml:space="preserve"> </w:t>
+      </w:r>
+      <w:r>
+        <w:t xml:space="preserve">answers</w:t>
+      </w:r>
+      <w:r>
+        <w:t xml:space="preserve"> </w:t>
+      </w:r>
+      <w:r>
+        <w:rPr>
+          <w:rStyle w:val="VerbatimChar"/>
+        </w:rPr>
+        <w:t xml:space="preserve">dev</w:t>
+      </w:r>
+      <w:r>
+        <w:t xml:space="preserve">,</w:t>
+      </w:r>
+      <w:r>
+        <w:t xml:space="preserve"> </w:t>
+      </w:r>
+      <w:r>
+        <w:rPr>
+          <w:rStyle w:val="VerbatimChar"/>
+        </w:rPr>
+        <w:t xml:space="preserve">10.20.10.20</w:t>
+      </w:r>
+      <w:r>
+        <w:t xml:space="preserve"> </w:t>
+      </w:r>
+      <w:r>
+        <w:t xml:space="preserve">answers</w:t>
+      </w:r>
+      <w:r>
+        <w:t xml:space="preserve"> </w:t>
+      </w:r>
+      <w:r>
+        <w:rPr>
+          <w:rStyle w:val="VerbatimChar"/>
+        </w:rPr>
+        <w:t xml:space="preserve">stage</w:t>
+      </w:r>
+      <w:r>
+        <w:t xml:space="preserve">. Ask for a fourth production server and the answer is a one-line pull</w:t>
+      </w:r>
+      <w:r>
+        <w:t xml:space="preserve"> </w:t>
+      </w:r>
+      <w:r>
+        <w:t xml:space="preserve">request, and this whole path again.</w:t>
       </w:r>
     </w:p>
     <w:p>
